--- a/대본/2부/03화_The_CDMO.docx
+++ b/대본/2부/03화_The_CDMO.docx
@@ -2,7 +2,7 @@
 <file path=word/document.xml><?xml version="1.0" encoding="utf-8"?>
 <w:document xmlns:w="http://schemas.openxmlformats.org/wordprocessingml/2006/main" xmlns:m="http://schemas.openxmlformats.org/officeDocument/2006/math" xmlns:r="http://schemas.openxmlformats.org/officeDocument/2006/relationships" xmlns:o="urn:schemas-microsoft-com:office:office" xmlns:v="urn:schemas-microsoft-com:vml" xmlns:w10="urn:schemas-microsoft-com:office:word" xmlns:a="http://schemas.openxmlformats.org/drawingml/2006/main" xmlns:pic="http://schemas.openxmlformats.org/drawingml/2006/picture" xmlns:wp="http://schemas.openxmlformats.org/drawingml/2006/wordprocessingDrawing">
   <w:body>
-    <w:bookmarkStart w:id="31" w:name="ship-it-2부-3화"/>
+    <w:bookmarkStart w:id="32" w:name="ship-it-2부-3화"/>
     <w:p>
       <w:pPr>
         <w:pStyle w:val="Heading1"/>
@@ -65,7 +65,7 @@
         <w:t xml:space="preserve"> </w:t>
       </w:r>
       <w:r>
-        <w:t xml:space="preserve">- 규칙: 지문 없음. 전 화 100% 「화자명: 대사」. 1턴 15단어 이내.</w:t>
+        <w:t xml:space="preserve">- 규칙: 지문 없음. 전 화 100% 「화자명: 대사」. 1턴 15단어 이내 + 긴 턴 10~15회(25~35단어).</w:t>
       </w:r>
       <w:r>
         <w:t xml:space="preserve"> </w:t>
@@ -312,13 +312,13 @@
         </w:numPr>
       </w:pPr>
       <w:r>
-        <w:t xml:space="preserve">KEVIN: It was very clear. Specs, volumes, timeline. Rare for a startup.</w:t>
-      </w:r>
-      <w:r>
-        <w:t xml:space="preserve"> </w:t>
-      </w:r>
-      <w:r>
-        <w:t xml:space="preserve">케빈: 아주 명확했어요. 사양, 물량, 일정. 스타트업치고 드물죠.</w:t>
+        <w:t xml:space="preserve">KEVIN: It was very clear. Specs, volumes, timeline, all clearly listed. That’s rare for a startup. Most send me a pitch deck and ask me to guess what they need.</w:t>
+      </w:r>
+      <w:r>
+        <w:t xml:space="preserve"> </w:t>
+      </w:r>
+      <w:r>
+        <w:t xml:space="preserve">케빈: 아주 명확했어요. 사양, 물량, 일정이 전부 깔끔하게 정리돼 있었죠. 스타트업치고 드물어요. 대부분은 피치 덱을 보내 놓고 뭐가 필요한지 저보고 짐작하라고 하거든요.</w:t>
       </w:r>
     </w:p>
     <w:p>
@@ -526,13 +526,13 @@
         </w:numPr>
       </w:pPr>
       <w:r>
-        <w:t xml:space="preserve">KEVIN: I understand. But setting up the line costs the same. Big batch or small.</w:t>
-      </w:r>
-      <w:r>
-        <w:t xml:space="preserve"> </w:t>
-      </w:r>
-      <w:r>
-        <w:t xml:space="preserve">케빈: 이해해요. 하지만 라인 세팅 비용은 똑같아요. 배치가 크든 작든.</w:t>
+        <w:t xml:space="preserve">KEVIN: I understand. But setting up the line costs the same, big batch or small. Cleaning, calibration, validation, the same people and the same hours. A smaller batch just spreads that cost over fewer syringes.</w:t>
+      </w:r>
+      <w:r>
+        <w:t xml:space="preserve"> </w:t>
+      </w:r>
+      <w:r>
+        <w:t xml:space="preserve">케빈: 이해해요. 하지만 라인 세팅 비용은 배치가 크든 작든 똑같아요. 세척, 보정, 밸리데이션, 같은 인력에 같은 시간이 들죠. 배치가 작으면 그 비용을 더 적은 주사기로 나눌 뿐이에요.</w:t>
       </w:r>
     </w:p>
     <w:p>
@@ -628,13 +628,13 @@
         </w:numPr>
       </w:pPr>
       <w:r>
-        <w:t xml:space="preserve">PRIYA: And our recipe isn’t final yet. We’re still fixing extrusion.</w:t>
-      </w:r>
-      <w:r>
-        <w:t xml:space="preserve"> </w:t>
-      </w:r>
-      <w:r>
-        <w:t xml:space="preserve">프리야: 그리고 저희 레시피는 아직 확정이 아니에요. 압출 문제를 고치는 중이에요.</w:t>
+        <w:t xml:space="preserve">PRIYA: And to be honest, our recipe isn’t final yet. We’re still fixing extrusion, the gel is too stiff for the needle, so anything we teach you today might change next month.</w:t>
+      </w:r>
+      <w:r>
+        <w:t xml:space="preserve"> </w:t>
+      </w:r>
+      <w:r>
+        <w:t xml:space="preserve">프리야: 그리고 솔직히 말씀드리면, 저희 레시피는 아직 확정이 아니에요. 압출 문제를 고치는 중이에요. 젤이 바늘을 통과하기엔 너무 뻑뻑해서, 오늘 알려 드리는 건 다음 달에 바뀔 수도 있어요.</w:t>
       </w:r>
     </w:p>
     <w:p>
@@ -815,13 +815,13 @@
         </w:numPr>
       </w:pPr>
       <w:r>
-        <w:t xml:space="preserve">NOAH: That’s almost a third of our money. Before a single patient.</w:t>
-      </w:r>
-      <w:r>
-        <w:t xml:space="preserve"> </w:t>
-      </w:r>
-      <w:r>
-        <w:t xml:space="preserve">노아: 우리 돈의 거의 3분의 1이에요. 환자 한 명 보기도 전에.</w:t>
+        <w:t xml:space="preserve">NOAH: That’s almost a third of our money, before a single patient. And we still need animal studies, salaries, and lab space from the same account. That’s a very big bite.</w:t>
+      </w:r>
+      <w:r>
+        <w:t xml:space="preserve"> </w:t>
+      </w:r>
+      <w:r>
+        <w:t xml:space="preserve">노아: 우리 돈의 거의 3분의 1이에요. 환자 한 명 보기도 전에. 그런데 같은 계좌에서 동물 시험, 월급, 실험실 공간까지 다 나가야 해요. 엄청나게 큰 지출이죠.</w:t>
       </w:r>
     </w:p>
     <w:p>
@@ -1216,13 +1216,13 @@
         </w:numPr>
       </w:pPr>
       <w:r>
-        <w:t xml:space="preserve">SANDRA: Then we’ll need more data before tech transfer. At least five batches.</w:t>
-      </w:r>
-      <w:r>
-        <w:t xml:space="preserve"> </w:t>
-      </w:r>
-      <w:r>
-        <w:t xml:space="preserve">산드라: 그럼 기술 이전 전에 데이터가 더 필요해요. 최소 다섯 배치.</w:t>
+        <w:t xml:space="preserve">SANDRA: Then we’ll need more data before tech transfer. At least five batches. Two batches can look good by luck. Five batches tells me your process is stable, not just your best day.</w:t>
+      </w:r>
+      <w:r>
+        <w:t xml:space="preserve"> </w:t>
+      </w:r>
+      <w:r>
+        <w:t xml:space="preserve">산드라: 그럼 기술 이전 전에 데이터가 더 필요해요. 최소 다섯 배치. 두 배치는 운이 좋아서 잘 나올 수도 있어요. 다섯 배치는 그게 제일 잘된 날이 아니라 공정이 안정적이라는 걸 보여 주죠.</w:t>
       </w:r>
     </w:p>
     <w:p>
@@ -1437,13 +1437,13 @@
         </w:numPr>
       </w:pPr>
       <w:r>
-        <w:t xml:space="preserve">MARCUS: Same thing. Kevin, year three is still clinical. Zero commercial sales.</w:t>
-      </w:r>
-      <w:r>
-        <w:t xml:space="preserve"> </w:t>
-      </w:r>
-      <w:r>
-        <w:t xml:space="preserve">마커스: 그게 그거지. 케빈, 3년 차는 아직 임상 단계예요. 상업 판매는 0개.</w:t>
+        <w:t xml:space="preserve">MARCUS: Same thing. Kevin, year three is still clinical. Zero commercial sales. We’ll be running trials and waiting for the FDA, so every syringe you make for us goes into a study, not a store.</w:t>
+      </w:r>
+      <w:r>
+        <w:t xml:space="preserve"> </w:t>
+      </w:r>
+      <w:r>
+        <w:t xml:space="preserve">마커스: 그게 그거지. 케빈, 3년 차는 아직 임상 단계예요. 상업 판매는 0개. 임상을 진행하면서 FDA를 기다리고 있을 테니, 저희 주사기는 전부 매장이 아니라 연구에 들어가요.</w:t>
       </w:r>
     </w:p>
     <w:p>
@@ -1524,13 +1524,13 @@
         </w:numPr>
       </w:pPr>
       <w:r>
-        <w:t xml:space="preserve">KEVIN: No problem. A realistic forecast helps me plan your capacity. And price.</w:t>
-      </w:r>
-      <w:r>
-        <w:t xml:space="preserve"> </w:t>
-      </w:r>
-      <w:r>
-        <w:t xml:space="preserve">케빈: 괜찮아요. 현실적인 예측이 있어야 생산 능력도, 가격도 계획할 수 있어요.</w:t>
+        <w:t xml:space="preserve">KEVIN: No problem. A realistic forecast helps me plan your capacity and your price. If you promise a million and order two thousand, I’ve held a line empty for nothing.</w:t>
+      </w:r>
+      <w:r>
+        <w:t xml:space="preserve"> </w:t>
+      </w:r>
+      <w:r>
+        <w:t xml:space="preserve">케빈: 괜찮아요. 현실적인 예측이 있어야 생산 능력도, 가격도 계획할 수 있어요. 100만 개를 약속하고 2,000개를 주문하시면, 저는 라인을 괜히 비워 둔 셈이 되거든요.</w:t>
       </w:r>
     </w:p>
     <w:p>
@@ -1636,13 +1636,13 @@
         </w:numPr>
       </w:pPr>
       <w:r>
-        <w:t xml:space="preserve">SANDRA: Quality is never free. But it’s cheaper than a recall.</w:t>
-      </w:r>
-      <w:r>
-        <w:t xml:space="preserve"> </w:t>
-      </w:r>
-      <w:r>
-        <w:t xml:space="preserve">산드라: 품질은 절대 공짜가 아니에요. 하지만 리콜보다는 싸죠.</w:t>
+        <w:t xml:space="preserve">SANDRA: Quality is never free. But it’s cheaper than a recall. Two extra test batches cost you money now. A failed batch in a clinical trial costs you the whole trial.</w:t>
+      </w:r>
+      <w:r>
+        <w:t xml:space="preserve"> </w:t>
+      </w:r>
+      <w:r>
+        <w:t xml:space="preserve">산드라: 품질은 절대 공짜가 아니에요. 하지만 리콜보다는 싸죠. 시험 배치 두 번 더 하면 지금 돈이 들어요. 하지만 임상시험에서 배치 하나가 실패하면 임상 전체를 잃어요.</w:t>
       </w:r>
     </w:p>
     <w:p>
@@ -1755,13 +1755,13 @@
         </w:numPr>
       </w:pPr>
       <w:r>
-        <w:t xml:space="preserve">NOAH: What if we commit to you long-term? If the trial succeeds, you make everything.</w:t>
-      </w:r>
-      <w:r>
-        <w:t xml:space="preserve"> </w:t>
-      </w:r>
-      <w:r>
-        <w:t xml:space="preserve">노아: 장기적으로 약속하면 어때요? 임상이 성공하면 전부 여기서 생산하는 걸로요.</w:t>
+        <w:t xml:space="preserve">NOAH: Here’s the thing. What if we commit to you long-term? If the trial succeeds, you make everything. So a small order today becomes a much bigger customer for you later.</w:t>
+      </w:r>
+      <w:r>
+        <w:t xml:space="preserve"> </w:t>
+      </w:r>
+      <w:r>
+        <w:t xml:space="preserve">노아: 요점은 이거예요. 장기적으로 약속하면 어때요? 임상이 성공하면 전부 여기서 생산하는 거죠. 그러니까 오늘의 작은 주문이 나중엔 훨씬 큰 고객이 되는 거예요.</w:t>
       </w:r>
     </w:p>
     <w:p>
@@ -1976,13 +1976,13 @@
         </w:numPr>
       </w:pPr>
       <w:r>
-        <w:t xml:space="preserve">KEVIN: One condition. You sign after your seed round. I need to know you’ll survive.</w:t>
-      </w:r>
-      <w:r>
-        <w:t xml:space="preserve"> </w:t>
-      </w:r>
-      <w:r>
-        <w:t xml:space="preserve">케빈: 조건 하나. 시드 라운드 후에 서명하세요. 살아남을 거라는 걸 알아야 해서요.</w:t>
+        <w:t xml:space="preserve">KEVIN: One condition. You sign after your seed round. I like you, but I’ve seen young companies run out of money halfway through tech transfer, and then nobody wins. I need to know you’ll survive.</w:t>
+      </w:r>
+      <w:r>
+        <w:t xml:space="preserve"> </w:t>
+      </w:r>
+      <w:r>
+        <w:t xml:space="preserve">케빈: 조건 하나. 시드 라운드 후에 서명하세요. 여러분이 마음에 들지만, 신생 회사가 기술 이전 도중에 돈이 떨어지는 걸 봐 왔어요. 그러면 아무도 이기지 못하죠. 살아남을 거라는 걸 알아야 해요.</w:t>
       </w:r>
     </w:p>
     <w:p>
@@ -2190,13 +2190,13 @@
         </w:numPr>
       </w:pPr>
       <w:r>
-        <w:t xml:space="preserve">KEVIN: I told them we were full until next year. You, I’m making room for.</w:t>
-      </w:r>
-      <w:r>
-        <w:t xml:space="preserve"> </w:t>
-      </w:r>
-      <w:r>
-        <w:t xml:space="preserve">케빈: 그쪽엔 내년까지 꽉 찼다고 했어요. 여러분을 위해선 자리를 만드는 거고요.</w:t>
+        <w:t xml:space="preserve">KEVIN: I told them we were full until next year. You, I’m making room for. Our slots are limited, so I choose partners carefully. Not every company that calls gets one.</w:t>
+      </w:r>
+      <w:r>
+        <w:t xml:space="preserve"> </w:t>
+      </w:r>
+      <w:r>
+        <w:t xml:space="preserve">케빈: 그쪽엔 내년까지 꽉 찼다고 했어요. 여러분을 위해선 자리를 만드는 거고요. 저희 슬롯은 한정돼 있어서 파트너를 신중하게 골라요. 전화하는 회사가 다 자리를 얻는 건 아니에요.</w:t>
       </w:r>
     </w:p>
     <w:p>
@@ -2274,13 +2274,13 @@
         </w:numPr>
       </w:pPr>
       <w:r>
-        <w:t xml:space="preserve">PRIYA: Enzyme-sensitive. Noah, the idea is public. Someone’s reading chapter four.</w:t>
-      </w:r>
-      <w:r>
-        <w:t xml:space="preserve"> </w:t>
-      </w:r>
-      <w:r>
-        <w:t xml:space="preserve">프리야: 효소 감응성. 노아, 아이디어는 공개돼 있어. 누군가 4장을 읽고 있어.</w:t>
+        <w:t xml:space="preserve">PRIYA: Enzyme-sensitive. Noah, the idea is public. My thesis is published, and someone’s reading chapter four very carefully. If they’re already calling manufacturers, they’re not far behind us.</w:t>
+      </w:r>
+      <w:r>
+        <w:t xml:space="preserve"> </w:t>
+      </w:r>
+      <w:r>
+        <w:t xml:space="preserve">프리야: 효소 감응성. 노아, 아이디어는 공개돼 있어. 내 논문은 출판됐고, 누군가 4장을 아주 꼼꼼히 읽고 있어. 벌써 생산업체에 전화하고 있다면, 우리 바로 뒤에 있는 거야.</w:t>
       </w:r>
     </w:p>
     <w:p>
@@ -2309,7 +2309,7 @@
     </w:p>
     <w:bookmarkEnd w:id="25"/>
     <w:bookmarkEnd w:id="26"/>
-    <w:bookmarkStart w:id="30" w:name="학습-부록"/>
+    <w:bookmarkStart w:id="31" w:name="학습-부록"/>
     <w:p>
       <w:pPr>
         <w:pStyle w:val="Heading2"/>
@@ -3163,8 +3163,260 @@
       </w:r>
     </w:p>
     <w:bookmarkEnd w:id="29"/>
+    <w:bookmarkStart w:id="30" w:name="긴-발화-분석"/>
+    <w:p>
+      <w:pPr>
+        <w:pStyle w:val="Heading3"/>
+      </w:pPr>
+      <w:r>
+        <w:t xml:space="preserve">④ 긴 발화 분석</w:t>
+      </w:r>
+    </w:p>
+    <w:p>
+      <w:pPr>
+        <w:pStyle w:val="BlockText"/>
+      </w:pPr>
+      <w:r>
+        <w:rPr>
+          <w:bCs/>
+          <w:b/>
+        </w:rPr>
+        <w:t xml:space="preserve">22턴 KEVIN:</w:t>
+      </w:r>
+      <w:r>
+        <w:t xml:space="preserve"> </w:t>
+      </w:r>
+      <w:r>
+        <w:t xml:space="preserve">“</w:t>
+      </w:r>
+      <w:r>
+        <w:t xml:space="preserve">I understand. But setting up the line costs the same, big batch or small. Cleaning, calibration, validation, the same people and the same hours. A smaller batch just spreads that cost over fewer syringes.</w:t>
+      </w:r>
+      <w:r>
+        <w:t xml:space="preserve">”</w:t>
+      </w:r>
+    </w:p>
+    <w:tbl>
+      <w:tblPr>
+        <w:tblStyle w:val="Table"/>
+        <w:tblW w:type="pct" w:w="5000"/>
+        <w:tblLook w:firstRow="1" w:lastRow="0" w:firstColumn="0" w:lastColumn="0" w:noHBand="0" w:noVBand="0" w:val="0020"/>
+        <w:jc w:val="start"/>
+      </w:tblPr>
+      <w:tblGrid>
+        <w:gridCol w:w="2640"/>
+        <w:gridCol w:w="2640"/>
+        <w:gridCol w:w="2640"/>
+      </w:tblGrid>
+      <w:tr>
+        <w:trPr>
+          <w:tblHeader w:val="true"/>
+        </w:trPr>
+        <w:tc>
+          <w:tcPr/>
+          <w:p>
+            <w:pPr>
+              <w:pStyle w:val="Compact"/>
+              <w:jc w:val="left"/>
+            </w:pPr>
+            <w:r>
+              <w:t xml:space="preserve">구조</w:t>
+            </w:r>
+          </w:p>
+        </w:tc>
+        <w:tc>
+          <w:tcPr/>
+          <w:p>
+            <w:pPr>
+              <w:pStyle w:val="Compact"/>
+              <w:jc w:val="left"/>
+            </w:pPr>
+            <w:r>
+              <w:t xml:space="preserve">영어</w:t>
+            </w:r>
+          </w:p>
+        </w:tc>
+        <w:tc>
+          <w:tcPr/>
+          <w:p>
+            <w:pPr>
+              <w:pStyle w:val="Compact"/>
+              <w:jc w:val="left"/>
+            </w:pPr>
+            <w:r>
+              <w:t xml:space="preserve">기능</w:t>
+            </w:r>
+          </w:p>
+        </w:tc>
+      </w:tr>
+      <w:tr>
+        <w:tc>
+          <w:tcPr/>
+          <w:p>
+            <w:pPr>
+              <w:pStyle w:val="Compact"/>
+              <w:jc w:val="left"/>
+            </w:pPr>
+            <w:r>
+              <w:t xml:space="preserve">① 공감 + 반론</w:t>
+            </w:r>
+          </w:p>
+        </w:tc>
+        <w:tc>
+          <w:tcPr/>
+          <w:p>
+            <w:pPr>
+              <w:pStyle w:val="Compact"/>
+              <w:jc w:val="left"/>
+            </w:pPr>
+            <w:r>
+              <w:t xml:space="preserve">I understand. But setting up the line costs the same, big batch or small.</w:t>
+            </w:r>
+          </w:p>
+        </w:tc>
+        <w:tc>
+          <w:tcPr/>
+          <w:p>
+            <w:pPr>
+              <w:pStyle w:val="Compact"/>
+              <w:jc w:val="left"/>
+            </w:pPr>
+            <w:r>
+              <w:t xml:space="preserve">상대 입장을 먼저 인정한 뒤 핵심 사실로 반박</w:t>
+            </w:r>
+          </w:p>
+        </w:tc>
+      </w:tr>
+      <w:tr>
+        <w:tc>
+          <w:tcPr/>
+          <w:p>
+            <w:pPr>
+              <w:pStyle w:val="Compact"/>
+              <w:jc w:val="left"/>
+            </w:pPr>
+            <w:r>
+              <w:t xml:space="preserve">② 근거(목록)</w:t>
+            </w:r>
+          </w:p>
+        </w:tc>
+        <w:tc>
+          <w:tcPr/>
+          <w:p>
+            <w:pPr>
+              <w:pStyle w:val="Compact"/>
+              <w:jc w:val="left"/>
+            </w:pPr>
+            <w:r>
+              <w:t xml:space="preserve">Cleaning, calibration, validation, the same people and the same hours.</w:t>
+            </w:r>
+          </w:p>
+        </w:tc>
+        <w:tc>
+          <w:tcPr/>
+          <w:p>
+            <w:pPr>
+              <w:pStyle w:val="Compact"/>
+              <w:jc w:val="left"/>
+            </w:pPr>
+            <w:r>
+              <w:t xml:space="preserve">고정비가 무엇인지 구체적으로 나열</w:t>
+            </w:r>
+          </w:p>
+        </w:tc>
+      </w:tr>
+      <w:tr>
+        <w:tc>
+          <w:tcPr/>
+          <w:p>
+            <w:pPr>
+              <w:pStyle w:val="Compact"/>
+              <w:jc w:val="left"/>
+            </w:pPr>
+            <w:r>
+              <w:t xml:space="preserve">③ 결론(계산 논리)</w:t>
+            </w:r>
+          </w:p>
+        </w:tc>
+        <w:tc>
+          <w:tcPr/>
+          <w:p>
+            <w:pPr>
+              <w:pStyle w:val="Compact"/>
+              <w:jc w:val="left"/>
+            </w:pPr>
+            <w:r>
+              <w:t xml:space="preserve">A smaller batch just spreads that cost over fewer syringes.</w:t>
+            </w:r>
+          </w:p>
+        </w:tc>
+        <w:tc>
+          <w:tcPr/>
+          <w:p>
+            <w:pPr>
+              <w:pStyle w:val="Compact"/>
+              <w:jc w:val="left"/>
+            </w:pPr>
+            <w:r>
+              <w:t xml:space="preserve">작은 주문이 왜 단가를 올리는지 한 줄로 정리</w:t>
+            </w:r>
+          </w:p>
+        </w:tc>
+      </w:tr>
+    </w:tbl>
+    <w:p>
+      <w:pPr>
+        <w:pStyle w:val="BodyText"/>
+      </w:pPr>
+      <w:r>
+        <w:rPr>
+          <w:bCs/>
+          <w:b/>
+        </w:rPr>
+        <w:t xml:space="preserve">활용 패턴:</w:t>
+      </w:r>
+      <w:r>
+        <w:t xml:space="preserve"> </w:t>
+      </w:r>
+      <w:r>
+        <w:t xml:space="preserve">I understand. But + 핵심 사실 → 구체적 목록 → 그래서 생기는 결과</w:t>
+      </w:r>
+      <w:r>
+        <w:t xml:space="preserve"> </w:t>
+      </w:r>
+      <w:r>
+        <w:rPr>
+          <w:bCs/>
+          <w:b/>
+        </w:rPr>
+        <w:t xml:space="preserve">연결 표현:</w:t>
+      </w:r>
+      <w:r>
+        <w:t xml:space="preserve"> </w:t>
+      </w:r>
+      <w:r>
+        <w:t xml:space="preserve">I understand. But…(이해합니다만…) · A or B(…든 …든) · spread the cost over…(비용을 …로 나누다)</w:t>
+      </w:r>
+      <w:r>
+        <w:t xml:space="preserve"> </w:t>
+      </w:r>
+      <w:r>
+        <w:rPr>
+          <w:bCs/>
+          <w:b/>
+        </w:rPr>
+        <w:t xml:space="preserve">연습:</w:t>
+      </w:r>
+      <w:r>
+        <w:t xml:space="preserve"> </w:t>
+      </w:r>
+      <w:r>
+        <w:t xml:space="preserve">소량 주문 할인을 요구하는 고객에게 공급사 입장에서 같은 구조로 30단어 안팎으로 설명해 보기.</w:t>
+      </w:r>
+    </w:p>
     <w:bookmarkEnd w:id="30"/>
     <w:bookmarkEnd w:id="31"/>
+    <w:bookmarkEnd w:id="32"/>
     <w:sectPr/>
   </w:body>
 </w:document>

--- a/대본/2부/03화_The_CDMO.docx
+++ b/대본/2부/03화_The_CDMO.docx
@@ -2,7 +2,7 @@
 <file path=word/document.xml><?xml version="1.0" encoding="utf-8"?>
 <w:document xmlns:w="http://schemas.openxmlformats.org/wordprocessingml/2006/main" xmlns:m="http://schemas.openxmlformats.org/officeDocument/2006/math" xmlns:r="http://schemas.openxmlformats.org/officeDocument/2006/relationships" xmlns:o="urn:schemas-microsoft-com:office:office" xmlns:v="urn:schemas-microsoft-com:vml" xmlns:w10="urn:schemas-microsoft-com:office:word" xmlns:a="http://schemas.openxmlformats.org/drawingml/2006/main" xmlns:pic="http://schemas.openxmlformats.org/drawingml/2006/picture" xmlns:wp="http://schemas.openxmlformats.org/drawingml/2006/wordprocessingDrawing">
   <w:body>
-    <w:bookmarkStart w:id="32" w:name="ship-it-2부-3화"/>
+    <w:bookmarkStart w:id="38" w:name="ship-it-2부-3화"/>
     <w:p>
       <w:pPr>
         <w:pStyle w:val="Heading1"/>
@@ -117,293 +117,140 @@
     </w:p>
     <w:p>
       <w:pPr>
-        <w:numPr>
-          <w:ilvl w:val="0"/>
-          <w:numId w:val="1001"/>
-        </w:numPr>
+        <w:pStyle w:val="FirstParagraph"/>
       </w:pPr>
       <w:r>
         <w:t xml:space="preserve">KEVIN: Good morning, Veyra! Kevin Liu, Meridian BioFill. Can you hear me?</w:t>
       </w:r>
+    </w:p>
+    <w:p>
+      <w:pPr>
+        <w:pStyle w:val="BodyText"/>
+      </w:pPr>
+      <w:r>
+        <w:t xml:space="preserve">MARCUS: Loud and clear, Kevin. Marcus Webb. Thanks for calling back.</w:t>
+      </w:r>
+    </w:p>
+    <w:p>
+      <w:pPr>
+        <w:pStyle w:val="BodyText"/>
+      </w:pPr>
+      <w:r>
+        <w:t xml:space="preserve">KEVIN: Marcus Webb. Corwin, right? I’ve heard your name.</w:t>
+      </w:r>
+    </w:p>
+    <w:p>
+      <w:pPr>
+        <w:pStyle w:val="BodyText"/>
+      </w:pPr>
+      <w:r>
+        <w:t xml:space="preserve">MARCUS: Good things, I hope.</w:t>
+      </w:r>
+    </w:p>
+    <w:p>
+      <w:pPr>
+        <w:pStyle w:val="BodyText"/>
+      </w:pPr>
+      <w:r>
+        <w:t xml:space="preserve">KEVIN:</w:t>
+      </w:r>
       <w:r>
         <w:t xml:space="preserve"> </w:t>
       </w:r>
       <w:r>
-        <w:t xml:space="preserve">케빈: 안녕하세요, Veyra! 메리디언 바이오필의 케빈 리우입니다. 들리세요?</w:t>
-      </w:r>
-    </w:p>
-    <w:p>
-      <w:pPr>
-        <w:numPr>
-          <w:ilvl w:val="0"/>
-          <w:numId w:val="1001"/>
-        </w:numPr>
-      </w:pPr>
-      <w:r>
-        <w:t xml:space="preserve">MARCUS: Loud and clear, Kevin. Marcus Webb. Thanks for calling back.</w:t>
+        <w:t xml:space="preserve">“</w:t>
+      </w:r>
+      <w:r>
+        <w:t xml:space="preserve">The guy with zero recalls.</w:t>
+      </w:r>
+      <w:r>
+        <w:t xml:space="preserve">”</w:t>
       </w:r>
       <w:r>
         <w:t xml:space="preserve"> </w:t>
       </w:r>
       <w:r>
-        <w:t xml:space="preserve">마커스: 아주 잘 들려요, 케빈. 마커스 웹입니다. 회신 감사해요.</w:t>
-      </w:r>
-    </w:p>
-    <w:p>
-      <w:pPr>
-        <w:numPr>
-          <w:ilvl w:val="0"/>
-          <w:numId w:val="1001"/>
-        </w:numPr>
-      </w:pPr>
-      <w:r>
-        <w:t xml:space="preserve">KEVIN: Marcus Webb. Corwin, right? I’ve heard your name.</w:t>
-      </w:r>
-      <w:r>
-        <w:t xml:space="preserve"> </w:t>
-      </w:r>
-      <w:r>
-        <w:t xml:space="preserve">케빈: 마커스 웹. 코윈 출신이죠? 이름 들어 봤어요.</w:t>
-      </w:r>
-    </w:p>
-    <w:p>
-      <w:pPr>
-        <w:numPr>
-          <w:ilvl w:val="0"/>
-          <w:numId w:val="1001"/>
-        </w:numPr>
-      </w:pPr>
-      <w:r>
-        <w:t xml:space="preserve">MARCUS: Good things, I hope.</w:t>
-      </w:r>
-      <w:r>
-        <w:t xml:space="preserve"> </w:t>
-      </w:r>
-      <w:r>
-        <w:t xml:space="preserve">마커스: 좋은 얘기였길 바라요.</w:t>
-      </w:r>
-    </w:p>
-    <w:p>
-      <w:pPr>
-        <w:numPr>
-          <w:ilvl w:val="0"/>
-          <w:numId w:val="1001"/>
-        </w:numPr>
-      </w:pPr>
-      <w:r>
-        <w:t xml:space="preserve">KEVIN:</w:t>
-      </w:r>
-      <w:r>
-        <w:t xml:space="preserve"> </w:t>
-      </w:r>
-      <w:r>
-        <w:t xml:space="preserve">“</w:t>
-      </w:r>
-      <w:r>
-        <w:t xml:space="preserve">The guy with zero recalls.</w:t>
-      </w:r>
-      <w:r>
-        <w:t xml:space="preserve">”</w:t>
-      </w:r>
-      <w:r>
-        <w:t xml:space="preserve"> </w:t>
-      </w:r>
-      <w:r>
         <w:t xml:space="preserve">That’s what people say.</w:t>
       </w:r>
-      <w:r>
-        <w:t xml:space="preserve"> </w:t>
-      </w:r>
-      <w:r>
-        <w:t xml:space="preserve">케빈:</w:t>
-      </w:r>
-      <w:r>
-        <w:t xml:space="preserve"> </w:t>
-      </w:r>
-      <w:r>
-        <w:t xml:space="preserve">“</w:t>
-      </w:r>
-      <w:r>
-        <w:t xml:space="preserve">리콜 제로인 사람.</w:t>
-      </w:r>
-      <w:r>
-        <w:t xml:space="preserve">”</w:t>
-      </w:r>
-      <w:r>
-        <w:t xml:space="preserve"> </w:t>
-      </w:r>
-      <w:r>
-        <w:t xml:space="preserve">다들 그렇게 말하던데요.</w:t>
-      </w:r>
-    </w:p>
-    <w:p>
-      <w:pPr>
-        <w:numPr>
-          <w:ilvl w:val="0"/>
-          <w:numId w:val="1001"/>
-        </w:numPr>
+    </w:p>
+    <w:p>
+      <w:pPr>
+        <w:pStyle w:val="BodyText"/>
       </w:pPr>
       <w:r>
         <w:t xml:space="preserve">NOAH: Hi, Kevin. Noah Bennett, CEO. And Priya Raman, our CTO.</w:t>
       </w:r>
-      <w:r>
-        <w:t xml:space="preserve"> </w:t>
-      </w:r>
-      <w:r>
-        <w:t xml:space="preserve">노아: 안녕하세요, 케빈. CEO 노아 베넷이에요. 그리고 저희 CTO 프리야 라만.</w:t>
-      </w:r>
-    </w:p>
-    <w:p>
-      <w:pPr>
-        <w:numPr>
-          <w:ilvl w:val="0"/>
-          <w:numId w:val="1001"/>
-        </w:numPr>
+    </w:p>
+    <w:p>
+      <w:pPr>
+        <w:pStyle w:val="BodyText"/>
       </w:pPr>
       <w:r>
         <w:t xml:space="preserve">PRIYA: Nice to meet you.</w:t>
       </w:r>
-      <w:r>
-        <w:t xml:space="preserve"> </w:t>
-      </w:r>
-      <w:r>
-        <w:t xml:space="preserve">프리야: 반갑습니다.</w:t>
-      </w:r>
-    </w:p>
-    <w:p>
-      <w:pPr>
-        <w:numPr>
-          <w:ilvl w:val="0"/>
-          <w:numId w:val="1001"/>
-        </w:numPr>
+    </w:p>
+    <w:p>
+      <w:pPr>
+        <w:pStyle w:val="BodyText"/>
       </w:pPr>
       <w:r>
         <w:t xml:space="preserve">KEVIN: Nice to meet you all. I read your RFQ over the weekend.</w:t>
       </w:r>
-      <w:r>
-        <w:t xml:space="preserve"> </w:t>
-      </w:r>
-      <w:r>
-        <w:t xml:space="preserve">케빈: 다들 반가워요. 주말에 RFQ 읽었어요.</w:t>
-      </w:r>
-    </w:p>
-    <w:p>
-      <w:pPr>
-        <w:numPr>
-          <w:ilvl w:val="0"/>
-          <w:numId w:val="1001"/>
-        </w:numPr>
+    </w:p>
+    <w:p>
+      <w:pPr>
+        <w:pStyle w:val="BodyText"/>
       </w:pPr>
       <w:r>
         <w:t xml:space="preserve">NOAH: Our request for quote. Marcus wrote it.</w:t>
       </w:r>
-      <w:r>
-        <w:t xml:space="preserve"> </w:t>
-      </w:r>
-      <w:r>
-        <w:t xml:space="preserve">노아: 저희 견적 요청서요. 마커스가 썼어요.</w:t>
-      </w:r>
-    </w:p>
-    <w:p>
-      <w:pPr>
-        <w:numPr>
-          <w:ilvl w:val="0"/>
-          <w:numId w:val="1001"/>
-        </w:numPr>
+    </w:p>
+    <w:p>
+      <w:pPr>
+        <w:pStyle w:val="BodyText"/>
       </w:pPr>
       <w:r>
         <w:t xml:space="preserve">KEVIN: It was very clear. Specs, volumes, timeline, all clearly listed. That’s rare for a startup. Most send me a pitch deck and ask me to guess what they need.</w:t>
       </w:r>
-      <w:r>
-        <w:t xml:space="preserve"> </w:t>
-      </w:r>
-      <w:r>
-        <w:t xml:space="preserve">케빈: 아주 명확했어요. 사양, 물량, 일정이 전부 깔끔하게 정리돼 있었죠. 스타트업치고 드물어요. 대부분은 피치 덱을 보내 놓고 뭐가 필요한지 저보고 짐작하라고 하거든요.</w:t>
-      </w:r>
-    </w:p>
-    <w:p>
-      <w:pPr>
-        <w:numPr>
-          <w:ilvl w:val="0"/>
-          <w:numId w:val="1001"/>
-        </w:numPr>
+    </w:p>
+    <w:p>
+      <w:pPr>
+        <w:pStyle w:val="BodyText"/>
       </w:pPr>
       <w:r>
         <w:t xml:space="preserve">MARCUS: Army habit. If it’s not written down, it didn’t happen.</w:t>
       </w:r>
-      <w:r>
-        <w:t xml:space="preserve"> </w:t>
-      </w:r>
-      <w:r>
-        <w:t xml:space="preserve">마커스: 군대 버릇이에요. 적혀 있지 않으면 일어나지 않은 거죠.</w:t>
-      </w:r>
-    </w:p>
-    <w:p>
-      <w:pPr>
-        <w:numPr>
-          <w:ilvl w:val="0"/>
-          <w:numId w:val="1001"/>
-        </w:numPr>
+    </w:p>
+    <w:p>
+      <w:pPr>
+        <w:pStyle w:val="BodyText"/>
       </w:pPr>
       <w:r>
         <w:t xml:space="preserve">KEVIN: I like that. Before we start, one question. Do you work with Halvern?</w:t>
       </w:r>
-      <w:r>
-        <w:t xml:space="preserve"> </w:t>
-      </w:r>
-      <w:r>
-        <w:t xml:space="preserve">케빈: 좋네요. 시작하기 전에 질문 하나. 할번과 일하세요?</w:t>
-      </w:r>
-    </w:p>
-    <w:p>
-      <w:pPr>
-        <w:numPr>
-          <w:ilvl w:val="0"/>
-          <w:numId w:val="1001"/>
-        </w:numPr>
+    </w:p>
+    <w:p>
+      <w:pPr>
+        <w:pStyle w:val="BodyText"/>
       </w:pPr>
       <w:r>
         <w:t xml:space="preserve">NOAH: No. Two of us used to work there. Why?</w:t>
       </w:r>
-      <w:r>
-        <w:t xml:space="preserve"> </w:t>
-      </w:r>
-      <w:r>
-        <w:t xml:space="preserve">노아: 아니요. 저희 중 두 명이 거기서 일했었어요. 왜요?</w:t>
-      </w:r>
-    </w:p>
-    <w:p>
-      <w:pPr>
-        <w:numPr>
-          <w:ilvl w:val="0"/>
-          <w:numId w:val="1001"/>
-        </w:numPr>
+    </w:p>
+    <w:p>
+      <w:pPr>
+        <w:pStyle w:val="BodyText"/>
       </w:pPr>
       <w:r>
         <w:t xml:space="preserve">KEVIN: Just checking. We don’t work with them either. No conflicts.</w:t>
       </w:r>
-      <w:r>
-        <w:t xml:space="preserve"> </w:t>
-      </w:r>
-      <w:r>
-        <w:t xml:space="preserve">케빈: 그냥 확인차요. 저희도 그쪽과 일 안 해요. 이해충돌 없음.</w:t>
-      </w:r>
-    </w:p>
-    <w:p>
-      <w:pPr>
-        <w:numPr>
-          <w:ilvl w:val="0"/>
-          <w:numId w:val="1001"/>
-        </w:numPr>
+    </w:p>
+    <w:p>
+      <w:pPr>
+        <w:pStyle w:val="BodyText"/>
       </w:pPr>
       <w:r>
         <w:t xml:space="preserve">MARCUS: That’s exactly why we called you first.</w:t>
-      </w:r>
-      <w:r>
-        <w:t xml:space="preserve"> </w:t>
-      </w:r>
-      <w:r>
-        <w:t xml:space="preserve">마커스: 바로 그래서 당신한테 제일 먼저 전화한 거예요.</w:t>
       </w:r>
     </w:p>
     <w:bookmarkEnd w:id="21"/>
@@ -418,597 +265,282 @@
     </w:p>
     <w:p>
       <w:pPr>
-        <w:numPr>
-          <w:ilvl w:val="0"/>
-          <w:numId w:val="1002"/>
-        </w:numPr>
+        <w:pStyle w:val="FirstParagraph"/>
       </w:pPr>
       <w:r>
         <w:t xml:space="preserve">KEVIN: Let’s go through your needs. You want sterile, prefilled syringes. Hyaluronic acid gel.</w:t>
       </w:r>
-      <w:r>
-        <w:t xml:space="preserve"> </w:t>
-      </w:r>
-      <w:r>
-        <w:t xml:space="preserve">케빈: 필요하신 걸 하나씩 보죠. 무균 사전 충전 주사기. 히알루론산 젤.</w:t>
-      </w:r>
-    </w:p>
-    <w:p>
-      <w:pPr>
-        <w:numPr>
-          <w:ilvl w:val="0"/>
-          <w:numId w:val="1002"/>
-        </w:numPr>
+    </w:p>
+    <w:p>
+      <w:pPr>
+        <w:pStyle w:val="BodyText"/>
       </w:pPr>
       <w:r>
         <w:t xml:space="preserve">PRIYA: One milliliter each. With lidocaine. Room-temperature storage.</w:t>
       </w:r>
-      <w:r>
-        <w:t xml:space="preserve"> </w:t>
-      </w:r>
-      <w:r>
-        <w:t xml:space="preserve">프리야: 각 1밀리리터. 리도카인 포함. 상온 보관.</w:t>
-      </w:r>
-    </w:p>
-    <w:p>
-      <w:pPr>
-        <w:numPr>
-          <w:ilvl w:val="0"/>
-          <w:numId w:val="1002"/>
-        </w:numPr>
+    </w:p>
+    <w:p>
+      <w:pPr>
+        <w:pStyle w:val="BodyText"/>
       </w:pPr>
       <w:r>
         <w:t xml:space="preserve">KEVIN: We do that every day. What volumes are we talking about?</w:t>
       </w:r>
-      <w:r>
-        <w:t xml:space="preserve"> </w:t>
-      </w:r>
-      <w:r>
-        <w:t xml:space="preserve">케빈: 매일 하는 일이에요. 물량은 어느 정도 생각하세요?</w:t>
-      </w:r>
-    </w:p>
-    <w:p>
-      <w:pPr>
-        <w:numPr>
-          <w:ilvl w:val="0"/>
-          <w:numId w:val="1002"/>
-        </w:numPr>
+    </w:p>
+    <w:p>
+      <w:pPr>
+        <w:pStyle w:val="BodyText"/>
       </w:pPr>
       <w:r>
         <w:t xml:space="preserve">MARCUS: For animal studies, about five hundred syringes. For the clinical trial, maybe two thousand.</w:t>
       </w:r>
-      <w:r>
-        <w:t xml:space="preserve"> </w:t>
-      </w:r>
-      <w:r>
-        <w:t xml:space="preserve">마커스: 동물 시험용으로 약 500개. 임상시험용으로 2,000개 정도.</w:t>
-      </w:r>
-    </w:p>
-    <w:p>
-      <w:pPr>
-        <w:numPr>
-          <w:ilvl w:val="0"/>
-          <w:numId w:val="1002"/>
-        </w:numPr>
+    </w:p>
+    <w:p>
+      <w:pPr>
+        <w:pStyle w:val="BodyText"/>
       </w:pPr>
       <w:r>
         <w:t xml:space="preserve">KEVIN: Hmm. Our minimum order quantity is three thousand per batch.</w:t>
       </w:r>
-      <w:r>
-        <w:t xml:space="preserve"> </w:t>
-      </w:r>
-      <w:r>
-        <w:t xml:space="preserve">케빈: 흠. 저희 최소 주문량은 배치당 3,000개예요.</w:t>
-      </w:r>
-    </w:p>
-    <w:p>
-      <w:pPr>
-        <w:numPr>
-          <w:ilvl w:val="0"/>
-          <w:numId w:val="1002"/>
-        </w:numPr>
+    </w:p>
+    <w:p>
+      <w:pPr>
+        <w:pStyle w:val="BodyText"/>
       </w:pPr>
       <w:r>
         <w:t xml:space="preserve">NOAH: Three thousand. That’s more than we need.</w:t>
       </w:r>
-      <w:r>
-        <w:t xml:space="preserve"> </w:t>
-      </w:r>
-      <w:r>
-        <w:t xml:space="preserve">노아: 3,000개요. 저희가 필요한 것보다 많네요.</w:t>
-      </w:r>
-    </w:p>
-    <w:p>
-      <w:pPr>
-        <w:numPr>
-          <w:ilvl w:val="0"/>
-          <w:numId w:val="1002"/>
-        </w:numPr>
+    </w:p>
+    <w:p>
+      <w:pPr>
+        <w:pStyle w:val="BodyText"/>
       </w:pPr>
       <w:r>
         <w:t xml:space="preserve">KEVIN: I understand. But setting up the line costs the same, big batch or small. Cleaning, calibration, validation, the same people and the same hours. A smaller batch just spreads that cost over fewer syringes.</w:t>
       </w:r>
-      <w:r>
-        <w:t xml:space="preserve"> </w:t>
-      </w:r>
-      <w:r>
-        <w:t xml:space="preserve">케빈: 이해해요. 하지만 라인 세팅 비용은 배치가 크든 작든 똑같아요. 세척, 보정, 밸리데이션, 같은 인력에 같은 시간이 들죠. 배치가 작으면 그 비용을 더 적은 주사기로 나눌 뿐이에요.</w:t>
-      </w:r>
-    </w:p>
-    <w:p>
-      <w:pPr>
-        <w:numPr>
-          <w:ilvl w:val="0"/>
-          <w:numId w:val="1002"/>
-        </w:numPr>
+    </w:p>
+    <w:p>
+      <w:pPr>
+        <w:pStyle w:val="BodyText"/>
       </w:pPr>
       <w:r>
         <w:t xml:space="preserve">MARCUS: True. Setup is the expensive part. I’ve run those numbers myself.</w:t>
       </w:r>
-      <w:r>
-        <w:t xml:space="preserve"> </w:t>
-      </w:r>
-      <w:r>
-        <w:t xml:space="preserve">마커스: 맞아요. 세팅이 비싼 부분이죠. 저도 직접 계산해 봤어요.</w:t>
-      </w:r>
-    </w:p>
-    <w:p>
-      <w:pPr>
-        <w:numPr>
-          <w:ilvl w:val="0"/>
-          <w:numId w:val="1002"/>
-        </w:numPr>
+    </w:p>
+    <w:p>
+      <w:pPr>
+        <w:pStyle w:val="BodyText"/>
       </w:pPr>
       <w:r>
         <w:t xml:space="preserve">PRIYA: What about tech transfer? How does that work here?</w:t>
       </w:r>
-      <w:r>
-        <w:t xml:space="preserve"> </w:t>
-      </w:r>
-      <w:r>
-        <w:t xml:space="preserve">프리야: 기술 이전은요? 여기선 어떻게 진행돼요?</w:t>
-      </w:r>
-    </w:p>
-    <w:p>
-      <w:pPr>
-        <w:numPr>
-          <w:ilvl w:val="0"/>
-          <w:numId w:val="1002"/>
-        </w:numPr>
+    </w:p>
+    <w:p>
+      <w:pPr>
+        <w:pStyle w:val="BodyText"/>
       </w:pPr>
       <w:r>
         <w:t xml:space="preserve">KEVIN: Tech transfer means teaching us your recipe. Then we prove we can repeat it.</w:t>
       </w:r>
-      <w:r>
-        <w:t xml:space="preserve"> </w:t>
-      </w:r>
-      <w:r>
-        <w:t xml:space="preserve">케빈: 기술 이전은 저희에게 레시피를 가르쳐 주시는 거예요. 그다음 저희가 반복 재현할 수 있다는 걸 증명하고요.</w:t>
-      </w:r>
-    </w:p>
-    <w:p>
-      <w:pPr>
-        <w:numPr>
-          <w:ilvl w:val="0"/>
-          <w:numId w:val="1002"/>
-        </w:numPr>
+    </w:p>
+    <w:p>
+      <w:pPr>
+        <w:pStyle w:val="BodyText"/>
       </w:pPr>
       <w:r>
         <w:t xml:space="preserve">NOAH: How long does that take?</w:t>
       </w:r>
-      <w:r>
-        <w:t xml:space="preserve"> </w:t>
-      </w:r>
-      <w:r>
-        <w:t xml:space="preserve">노아: 얼마나 걸려요?</w:t>
-      </w:r>
-    </w:p>
-    <w:p>
-      <w:pPr>
-        <w:numPr>
-          <w:ilvl w:val="0"/>
-          <w:numId w:val="1002"/>
-        </w:numPr>
+    </w:p>
+    <w:p>
+      <w:pPr>
+        <w:pStyle w:val="BodyText"/>
       </w:pPr>
       <w:r>
         <w:t xml:space="preserve">KEVIN: Usually four to six months. Three test batches before we make anything real.</w:t>
       </w:r>
-      <w:r>
-        <w:t xml:space="preserve"> </w:t>
-      </w:r>
-      <w:r>
-        <w:t xml:space="preserve">케빈: 보통 4개월에서 6개월이요. 진짜 제품 전에 시험 배치 세 번.</w:t>
-      </w:r>
-    </w:p>
-    <w:p>
-      <w:pPr>
-        <w:numPr>
-          <w:ilvl w:val="0"/>
-          <w:numId w:val="1002"/>
-        </w:numPr>
+    </w:p>
+    <w:p>
+      <w:pPr>
+        <w:pStyle w:val="BodyText"/>
       </w:pPr>
       <w:r>
         <w:t xml:space="preserve">PRIYA: And to be honest, our recipe isn’t final yet. We’re still fixing extrusion, the gel is too stiff for the needle, so anything we teach you today might change next month.</w:t>
       </w:r>
-      <w:r>
-        <w:t xml:space="preserve"> </w:t>
-      </w:r>
-      <w:r>
-        <w:t xml:space="preserve">프리야: 그리고 솔직히 말씀드리면, 저희 레시피는 아직 확정이 아니에요. 압출 문제를 고치는 중이에요. 젤이 바늘을 통과하기엔 너무 뻑뻑해서, 오늘 알려 드리는 건 다음 달에 바뀔 수도 있어요.</w:t>
-      </w:r>
-    </w:p>
-    <w:p>
-      <w:pPr>
-        <w:numPr>
-          <w:ilvl w:val="0"/>
-          <w:numId w:val="1002"/>
-        </w:numPr>
+    </w:p>
+    <w:p>
+      <w:pPr>
+        <w:pStyle w:val="BodyText"/>
       </w:pPr>
       <w:r>
         <w:t xml:space="preserve">KEVIN: Honest. I appreciate that. Many startups pretend everything is ready.</w:t>
       </w:r>
-      <w:r>
-        <w:t xml:space="preserve"> </w:t>
-      </w:r>
-      <w:r>
-        <w:t xml:space="preserve">케빈: 솔직하시네요. 고마워요. 많은 스타트업이 다 준비된 척하거든요.</w:t>
-      </w:r>
-    </w:p>
-    <w:p>
-      <w:pPr>
-        <w:numPr>
-          <w:ilvl w:val="0"/>
-          <w:numId w:val="1002"/>
-        </w:numPr>
+    </w:p>
+    <w:p>
+      <w:pPr>
+        <w:pStyle w:val="BodyText"/>
       </w:pPr>
       <w:r>
         <w:t xml:space="preserve">NOAH: Early signal, not yet confirmed. That’s our phrase.</w:t>
       </w:r>
-      <w:r>
-        <w:t xml:space="preserve"> </w:t>
-      </w:r>
-      <w:r>
-        <w:t xml:space="preserve">노아: 초기 신호, 아직 미확인. 그게 저희 표현이에요.</w:t>
-      </w:r>
-    </w:p>
-    <w:p>
-      <w:pPr>
-        <w:numPr>
-          <w:ilvl w:val="0"/>
-          <w:numId w:val="1002"/>
-        </w:numPr>
+    </w:p>
+    <w:p>
+      <w:pPr>
+        <w:pStyle w:val="BodyText"/>
       </w:pPr>
       <w:r>
         <w:t xml:space="preserve">KEVIN: Good phrase. Now, timing. Our next open slot is in the second quarter.</w:t>
       </w:r>
-      <w:r>
-        <w:t xml:space="preserve"> </w:t>
-      </w:r>
-      <w:r>
-        <w:t xml:space="preserve">케빈: 좋은 표현이네요. 자, 일정. 다음 빈 슬롯은 2분기예요.</w:t>
-      </w:r>
-    </w:p>
-    <w:p>
-      <w:pPr>
-        <w:numPr>
-          <w:ilvl w:val="0"/>
-          <w:numId w:val="1002"/>
-        </w:numPr>
+    </w:p>
+    <w:p>
+      <w:pPr>
+        <w:pStyle w:val="BodyText"/>
       </w:pPr>
       <w:r>
         <w:t xml:space="preserve">MARCUS: Next year’s second quarter. That works with our plan.</w:t>
       </w:r>
-      <w:r>
-        <w:t xml:space="preserve"> </w:t>
-      </w:r>
-      <w:r>
-        <w:t xml:space="preserve">마커스: 내년 2분기. 우리 계획과 맞아요.</w:t>
-      </w:r>
-    </w:p>
-    <w:p>
-      <w:pPr>
-        <w:numPr>
-          <w:ilvl w:val="0"/>
-          <w:numId w:val="1002"/>
-        </w:numPr>
+    </w:p>
+    <w:p>
+      <w:pPr>
+        <w:pStyle w:val="BodyText"/>
       </w:pPr>
       <w:r>
         <w:t xml:space="preserve">NOAH: And the price? Ballpark?</w:t>
       </w:r>
-      <w:r>
-        <w:t xml:space="preserve"> </w:t>
-      </w:r>
-      <w:r>
-        <w:t xml:space="preserve">노아: 그리고 가격은요? 대략?</w:t>
-      </w:r>
-    </w:p>
-    <w:p>
-      <w:pPr>
-        <w:numPr>
-          <w:ilvl w:val="0"/>
-          <w:numId w:val="1002"/>
-        </w:numPr>
+    </w:p>
+    <w:p>
+      <w:pPr>
+        <w:pStyle w:val="BodyText"/>
       </w:pPr>
       <w:r>
         <w:t xml:space="preserve">KEVIN: I’ll send a formal quote. But ballpark, tech transfer is around three hundred thousand.</w:t>
       </w:r>
-      <w:r>
-        <w:t xml:space="preserve"> </w:t>
-      </w:r>
-      <w:r>
-        <w:t xml:space="preserve">케빈: 정식 견적을 보낼게요. 하지만 대략 기술 이전은 30만 달러 정도예요.</w:t>
-      </w:r>
-    </w:p>
-    <w:p>
-      <w:pPr>
-        <w:numPr>
-          <w:ilvl w:val="0"/>
-          <w:numId w:val="1002"/>
-        </w:numPr>
+    </w:p>
+    <w:p>
+      <w:pPr>
+        <w:pStyle w:val="BodyText"/>
       </w:pPr>
       <w:r>
         <w:t xml:space="preserve">NOAH: Three hundred thousand. Okay.</w:t>
       </w:r>
-      <w:r>
-        <w:t xml:space="preserve"> </w:t>
-      </w:r>
-      <w:r>
-        <w:t xml:space="preserve">노아: 30만 달러. 네.</w:t>
-      </w:r>
-    </w:p>
-    <w:p>
-      <w:pPr>
-        <w:numPr>
-          <w:ilvl w:val="0"/>
-          <w:numId w:val="1002"/>
-        </w:numPr>
+    </w:p>
+    <w:p>
+      <w:pPr>
+        <w:pStyle w:val="BodyText"/>
       </w:pPr>
       <w:r>
         <w:t xml:space="preserve">KEVIN: And clinical syringes, around fifty dollars each. Commercial prices are lower, later.</w:t>
       </w:r>
-      <w:r>
-        <w:t xml:space="preserve"> </w:t>
-      </w:r>
-      <w:r>
-        <w:t xml:space="preserve">케빈: 임상용 주사기는 개당 50달러 정도. 상업용 가격은 나중에 더 낮아지고요.</w:t>
-      </w:r>
-    </w:p>
-    <w:p>
-      <w:pPr>
-        <w:numPr>
-          <w:ilvl w:val="0"/>
-          <w:numId w:val="1002"/>
-        </w:numPr>
+    </w:p>
+    <w:p>
+      <w:pPr>
+        <w:pStyle w:val="BodyText"/>
       </w:pPr>
       <w:r>
         <w:t xml:space="preserve">PRIYA: Fifty dollars a syringe. For three thousand syringes.</w:t>
       </w:r>
-      <w:r>
-        <w:t xml:space="preserve"> </w:t>
-      </w:r>
-      <w:r>
-        <w:t xml:space="preserve">프리야: 주사기당 50달러. 3,000개면.</w:t>
-      </w:r>
-    </w:p>
-    <w:p>
-      <w:pPr>
-        <w:numPr>
-          <w:ilvl w:val="0"/>
-          <w:numId w:val="1002"/>
-        </w:numPr>
+    </w:p>
+    <w:p>
+      <w:pPr>
+        <w:pStyle w:val="BodyText"/>
       </w:pPr>
       <w:r>
         <w:t xml:space="preserve">MARCUS: A hundred and fifty thousand per batch. Plus tech transfer.</w:t>
       </w:r>
-      <w:r>
-        <w:t xml:space="preserve"> </w:t>
-      </w:r>
-      <w:r>
-        <w:t xml:space="preserve">마커스: 배치당 15만 달러. 거기에 기술 이전 비용.</w:t>
-      </w:r>
-    </w:p>
-    <w:p>
-      <w:pPr>
-        <w:numPr>
-          <w:ilvl w:val="0"/>
-          <w:numId w:val="1002"/>
-        </w:numPr>
+    </w:p>
+    <w:p>
+      <w:pPr>
+        <w:pStyle w:val="BodyText"/>
       </w:pPr>
       <w:r>
         <w:t xml:space="preserve">NOAH: That’s almost a third of our money, before a single patient. And we still need animal studies, salaries, and lab space from the same account. That’s a very big bite.</w:t>
       </w:r>
-      <w:r>
-        <w:t xml:space="preserve"> </w:t>
-      </w:r>
-      <w:r>
-        <w:t xml:space="preserve">노아: 우리 돈의 거의 3분의 1이에요. 환자 한 명 보기도 전에. 그런데 같은 계좌에서 동물 시험, 월급, 실험실 공간까지 다 나가야 해요. 엄청나게 큰 지출이죠.</w:t>
-      </w:r>
-    </w:p>
-    <w:p>
-      <w:pPr>
-        <w:numPr>
-          <w:ilvl w:val="0"/>
-          <w:numId w:val="1002"/>
-        </w:numPr>
+    </w:p>
+    <w:p>
+      <w:pPr>
+        <w:pStyle w:val="BodyText"/>
       </w:pPr>
       <w:r>
         <w:t xml:space="preserve">KEVIN: I know it’s a lot for a young company. That’s normal in this business.</w:t>
       </w:r>
-      <w:r>
-        <w:t xml:space="preserve"> </w:t>
-      </w:r>
-      <w:r>
-        <w:t xml:space="preserve">케빈: 신생 회사엔 큰돈이라는 거 알아요. 이 업계에선 정상이에요.</w:t>
-      </w:r>
-    </w:p>
-    <w:p>
-      <w:pPr>
-        <w:numPr>
-          <w:ilvl w:val="0"/>
-          <w:numId w:val="1002"/>
-        </w:numPr>
+    </w:p>
+    <w:p>
+      <w:pPr>
+        <w:pStyle w:val="BodyText"/>
       </w:pPr>
       <w:r>
         <w:t xml:space="preserve">MARCUS: Kevin, can we visit the facility before we decide?</w:t>
       </w:r>
-      <w:r>
-        <w:t xml:space="preserve"> </w:t>
-      </w:r>
-      <w:r>
-        <w:t xml:space="preserve">마커스: 케빈, 결정하기 전에 시설을 방문해도 될까요?</w:t>
-      </w:r>
-    </w:p>
-    <w:p>
-      <w:pPr>
-        <w:numPr>
-          <w:ilvl w:val="0"/>
-          <w:numId w:val="1002"/>
-        </w:numPr>
+    </w:p>
+    <w:p>
+      <w:pPr>
+        <w:pStyle w:val="BodyText"/>
       </w:pPr>
       <w:r>
         <w:t xml:space="preserve">KEVIN: Of course. I’d insist. You should never pick a manufacturer from a video call.</w:t>
       </w:r>
-      <w:r>
-        <w:t xml:space="preserve"> </w:t>
-      </w:r>
-      <w:r>
-        <w:t xml:space="preserve">케빈: 물론이죠. 오히려 권하고 싶어요. 화상 통화만 보고 생산업체를 고르면 절대 안 돼요.</w:t>
-      </w:r>
-    </w:p>
-    <w:p>
-      <w:pPr>
-        <w:numPr>
-          <w:ilvl w:val="0"/>
-          <w:numId w:val="1002"/>
-        </w:numPr>
+    </w:p>
+    <w:p>
+      <w:pPr>
+        <w:pStyle w:val="BodyText"/>
       </w:pPr>
       <w:r>
         <w:t xml:space="preserve">NOAH: How about next Thursday?</w:t>
       </w:r>
-      <w:r>
-        <w:t xml:space="preserve"> </w:t>
-      </w:r>
-      <w:r>
-        <w:t xml:space="preserve">노아: 다음 주 목요일 어때요?</w:t>
-      </w:r>
-    </w:p>
-    <w:p>
-      <w:pPr>
-        <w:numPr>
-          <w:ilvl w:val="0"/>
-          <w:numId w:val="1002"/>
-        </w:numPr>
+    </w:p>
+    <w:p>
+      <w:pPr>
+        <w:pStyle w:val="BodyText"/>
       </w:pPr>
       <w:r>
         <w:t xml:space="preserve">KEVIN: Thursday works. Edison, New Jersey. Bring comfortable shoes. And no makeup.</w:t>
       </w:r>
-      <w:r>
-        <w:t xml:space="preserve"> </w:t>
-      </w:r>
-      <w:r>
-        <w:t xml:space="preserve">케빈: 목요일 좋아요. 뉴저지 에디슨. 편한 신발 신고 오세요. 그리고 화장은 하지 마세요.</w:t>
-      </w:r>
-    </w:p>
-    <w:p>
-      <w:pPr>
-        <w:numPr>
-          <w:ilvl w:val="0"/>
-          <w:numId w:val="1002"/>
-        </w:numPr>
+    </w:p>
+    <w:p>
+      <w:pPr>
+        <w:pStyle w:val="BodyText"/>
       </w:pPr>
       <w:r>
         <w:t xml:space="preserve">PRIYA: No makeup?</w:t>
       </w:r>
-      <w:r>
-        <w:t xml:space="preserve"> </w:t>
-      </w:r>
-      <w:r>
-        <w:t xml:space="preserve">프리야: 화장 금지요?</w:t>
-      </w:r>
-    </w:p>
-    <w:p>
-      <w:pPr>
-        <w:numPr>
-          <w:ilvl w:val="0"/>
-          <w:numId w:val="1002"/>
-        </w:numPr>
+    </w:p>
+    <w:p>
+      <w:pPr>
+        <w:pStyle w:val="BodyText"/>
       </w:pPr>
       <w:r>
         <w:t xml:space="preserve">KEVIN: Cleanroom rules. Makeup sheds particles. Our air is cleaner than a hospital’s.</w:t>
       </w:r>
-      <w:r>
-        <w:t xml:space="preserve"> </w:t>
-      </w:r>
-      <w:r>
-        <w:t xml:space="preserve">케빈: 클린룸 규칙이에요. 화장품에서 입자가 떨어지거든요. 저희 공기는 병원보다 깨끗해요.</w:t>
-      </w:r>
-    </w:p>
-    <w:p>
-      <w:pPr>
-        <w:numPr>
-          <w:ilvl w:val="0"/>
-          <w:numId w:val="1002"/>
-        </w:numPr>
+    </w:p>
+    <w:p>
+      <w:pPr>
+        <w:pStyle w:val="BodyText"/>
       </w:pPr>
       <w:r>
         <w:t xml:space="preserve">MARCUS: Standard. I’ll brief the team.</w:t>
       </w:r>
-      <w:r>
-        <w:t xml:space="preserve"> </w:t>
-      </w:r>
-      <w:r>
-        <w:t xml:space="preserve">마커스: 표준 규정이에요. 팀원들한테 알려 줄게요.</w:t>
-      </w:r>
-    </w:p>
-    <w:p>
-      <w:pPr>
-        <w:numPr>
-          <w:ilvl w:val="0"/>
-          <w:numId w:val="1002"/>
-        </w:numPr>
+    </w:p>
+    <w:p>
+      <w:pPr>
+        <w:pStyle w:val="BodyText"/>
       </w:pPr>
       <w:r>
         <w:t xml:space="preserve">KEVIN: One more thing. Are you funded? I have to ask.</w:t>
       </w:r>
-      <w:r>
-        <w:t xml:space="preserve"> </w:t>
-      </w:r>
-      <w:r>
-        <w:t xml:space="preserve">케빈: 하나 더요. 투자는 받으셨어요? 여쭤봐야 해서요.</w:t>
-      </w:r>
-    </w:p>
-    <w:p>
-      <w:pPr>
-        <w:numPr>
-          <w:ilvl w:val="0"/>
-          <w:numId w:val="1002"/>
-        </w:numPr>
+    </w:p>
+    <w:p>
+      <w:pPr>
+        <w:pStyle w:val="BodyText"/>
       </w:pPr>
       <w:r>
         <w:t xml:space="preserve">NOAH: One point five million in a pre-seed round. A seed round is next.</w:t>
       </w:r>
-      <w:r>
-        <w:t xml:space="preserve"> </w:t>
-      </w:r>
-      <w:r>
-        <w:t xml:space="preserve">노아: 프리시드로 150만 달러요. 다음은 시드 라운드예요.</w:t>
-      </w:r>
-    </w:p>
-    <w:p>
-      <w:pPr>
-        <w:numPr>
-          <w:ilvl w:val="0"/>
-          <w:numId w:val="1002"/>
-        </w:numPr>
+    </w:p>
+    <w:p>
+      <w:pPr>
+        <w:pStyle w:val="BodyText"/>
       </w:pPr>
       <w:r>
         <w:t xml:space="preserve">KEVIN: Okay. That’s honest too. See you Thursday.</w:t>
-      </w:r>
-      <w:r>
-        <w:t xml:space="preserve"> </w:t>
-      </w:r>
-      <w:r>
-        <w:t xml:space="preserve">케빈: 좋아요. 그것도 솔직하네요. 목요일에 봬요.</w:t>
       </w:r>
     </w:p>
     <w:bookmarkEnd w:id="22"/>
@@ -1023,548 +555,260 @@
     </w:p>
     <w:p>
       <w:pPr>
-        <w:numPr>
-          <w:ilvl w:val="0"/>
-          <w:numId w:val="1003"/>
-        </w:numPr>
+        <w:pStyle w:val="FirstParagraph"/>
       </w:pPr>
       <w:r>
         <w:t xml:space="preserve">KEVIN: Welcome to Meridian. Gowns, hairnets, shoe covers. Then the air shower.</w:t>
       </w:r>
+    </w:p>
+    <w:p>
+      <w:pPr>
+        <w:pStyle w:val="BodyText"/>
+      </w:pPr>
+      <w:r>
+        <w:t xml:space="preserve">NOAH: Air shower?</w:t>
+      </w:r>
+    </w:p>
+    <w:p>
+      <w:pPr>
+        <w:pStyle w:val="BodyText"/>
+      </w:pPr>
+      <w:r>
+        <w:t xml:space="preserve">MARCUS: It blows dust off you. Fifteen seconds. Keep your arms up.</w:t>
+      </w:r>
+    </w:p>
+    <w:p>
+      <w:pPr>
+        <w:pStyle w:val="BodyText"/>
+      </w:pPr>
+      <w:r>
+        <w:t xml:space="preserve">PRIYA: I feel like an astronaut.</w:t>
+      </w:r>
+    </w:p>
+    <w:p>
+      <w:pPr>
+        <w:pStyle w:val="BodyText"/>
+      </w:pPr>
+      <w:r>
+        <w:t xml:space="preserve">KEVIN: Everyone says that. This is Sandra, our head of quality.</w:t>
+      </w:r>
+    </w:p>
+    <w:p>
+      <w:pPr>
+        <w:pStyle w:val="BodyText"/>
+      </w:pPr>
+      <w:r>
+        <w:t xml:space="preserve">SANDRA: Welcome. Kevin sells. I’m the one who says no.</w:t>
+      </w:r>
+    </w:p>
+    <w:p>
+      <w:pPr>
+        <w:pStyle w:val="BodyText"/>
+      </w:pPr>
+      <w:r>
+        <w:t xml:space="preserve">MARCUS: Then you and I will get along.</w:t>
+      </w:r>
+    </w:p>
+    <w:p>
+      <w:pPr>
+        <w:pStyle w:val="BodyText"/>
+      </w:pPr>
+      <w:r>
+        <w:t xml:space="preserve">SANDRA: Could you walk us through your sterilization plan? Before the tour?</w:t>
+      </w:r>
+    </w:p>
+    <w:p>
+      <w:pPr>
+        <w:pStyle w:val="BodyText"/>
+      </w:pPr>
+      <w:r>
+        <w:t xml:space="preserve">PRIYA: We autoclave after filling. Terminal sterilization. Our gel keeps ninety-six percent strength.</w:t>
+      </w:r>
+    </w:p>
+    <w:p>
+      <w:pPr>
+        <w:pStyle w:val="BodyText"/>
+      </w:pPr>
+      <w:r>
+        <w:t xml:space="preserve">SANDRA: How many batches have you tested?</w:t>
+      </w:r>
+    </w:p>
+    <w:p>
+      <w:pPr>
+        <w:pStyle w:val="BodyText"/>
+      </w:pPr>
+      <w:r>
+        <w:t xml:space="preserve">PRIYA: Honestly? Two. In a shared lab.</w:t>
+      </w:r>
+    </w:p>
+    <w:p>
+      <w:pPr>
+        <w:pStyle w:val="BodyText"/>
+      </w:pPr>
+      <w:r>
+        <w:t xml:space="preserve">SANDRA: Then we’ll need more data before tech transfer. At least five batches. Two batches can look good by luck. Five batches tells me your process is stable, not just your best day.</w:t>
+      </w:r>
+    </w:p>
+    <w:p>
+      <w:pPr>
+        <w:pStyle w:val="BodyText"/>
+      </w:pPr>
+      <w:r>
+        <w:t xml:space="preserve">PRIYA: Understood. That’s fair.</w:t>
+      </w:r>
+    </w:p>
+    <w:p>
+      <w:pPr>
+        <w:pStyle w:val="BodyText"/>
+      </w:pPr>
+      <w:r>
+        <w:t xml:space="preserve">KEVIN: This is our fill line. Four thousand syringes an hour.</w:t>
+      </w:r>
+    </w:p>
+    <w:p>
+      <w:pPr>
+        <w:pStyle w:val="BodyText"/>
+      </w:pPr>
+      <w:r>
+        <w:t xml:space="preserve">MARCUS: Nice. What’s your defect rate?</w:t>
+      </w:r>
+    </w:p>
+    <w:p>
+      <w:pPr>
+        <w:pStyle w:val="BodyText"/>
+      </w:pPr>
+      <w:r>
+        <w:t xml:space="preserve">SANDRA: Under half a percent last year. I can show you the data.</w:t>
+      </w:r>
+    </w:p>
+    <w:p>
+      <w:pPr>
+        <w:pStyle w:val="BodyText"/>
+      </w:pPr>
+      <w:r>
+        <w:t xml:space="preserve">MARCUS: Please. And your last FDA inspection?</w:t>
+      </w:r>
+    </w:p>
+    <w:p>
+      <w:pPr>
+        <w:pStyle w:val="BodyText"/>
+      </w:pPr>
+      <w:r>
+        <w:t xml:space="preserve">SANDRA: Eighteen months ago. Two minor observations. Both closed.</w:t>
+      </w:r>
+    </w:p>
+    <w:p>
+      <w:pPr>
+        <w:pStyle w:val="BodyText"/>
+      </w:pPr>
+      <w:r>
+        <w:t xml:space="preserve">NOAH: Is that good?</w:t>
+      </w:r>
+    </w:p>
+    <w:p>
+      <w:pPr>
+        <w:pStyle w:val="BodyText"/>
+      </w:pPr>
+      <w:r>
+        <w:t xml:space="preserve">MARCUS: That’s very good. Zero is rare. Two minor is healthy.</w:t>
+      </w:r>
+    </w:p>
+    <w:p>
+      <w:pPr>
+        <w:pStyle w:val="BodyText"/>
+      </w:pPr>
+      <w:r>
+        <w:t xml:space="preserve">KEVIN: Can I ask about your forecast? How many syringes in year three?</w:t>
+      </w:r>
+    </w:p>
+    <w:p>
+      <w:pPr>
+        <w:pStyle w:val="BodyText"/>
+      </w:pPr>
+      <w:r>
+        <w:t xml:space="preserve">NOAH: Year three? We could sell a million. Easily.</w:t>
+      </w:r>
+    </w:p>
+    <w:p>
+      <w:pPr>
+        <w:pStyle w:val="BodyText"/>
+      </w:pPr>
+      <w:r>
+        <w:t xml:space="preserve">MARCUS: Ow. Sorry. I kicked the table.</w:t>
+      </w:r>
+    </w:p>
+    <w:p>
+      <w:pPr>
+        <w:pStyle w:val="BodyText"/>
+      </w:pPr>
+      <w:r>
+        <w:t xml:space="preserve">NOAH: You kicked me.</w:t>
+      </w:r>
+    </w:p>
+    <w:p>
+      <w:pPr>
+        <w:pStyle w:val="BodyText"/>
+      </w:pPr>
+      <w:r>
+        <w:t xml:space="preserve">MARCUS: Same thing. Kevin, year three is still clinical. Zero commercial sales. We’ll be running trials and waiting for the FDA, so every syringe you make for us goes into a study, not a store.</w:t>
+      </w:r>
+    </w:p>
+    <w:p>
+      <w:pPr>
+        <w:pStyle w:val="BodyText"/>
+      </w:pPr>
+      <w:r>
+        <w:t xml:space="preserve">KEVIN: Thank you. I hear</w:t>
+      </w:r>
       <w:r>
         <w:t xml:space="preserve"> </w:t>
       </w:r>
       <w:r>
-        <w:t xml:space="preserve">케빈: 메리디언에 오신 걸 환영해요. 가운, 헤어캡, 덧신. 그다음 에어 샤워.</w:t>
-      </w:r>
-    </w:p>
-    <w:p>
-      <w:pPr>
-        <w:numPr>
-          <w:ilvl w:val="0"/>
-          <w:numId w:val="1003"/>
-        </w:numPr>
-      </w:pPr>
-      <w:r>
-        <w:t xml:space="preserve">NOAH: Air shower?</w:t>
+        <w:t xml:space="preserve">“</w:t>
+      </w:r>
+      <w:r>
+        <w:t xml:space="preserve">a million easily</w:t>
+      </w:r>
+      <w:r>
+        <w:t xml:space="preserve">”</w:t>
       </w:r>
       <w:r>
         <w:t xml:space="preserve"> </w:t>
       </w:r>
       <w:r>
-        <w:t xml:space="preserve">노아: 에어 샤워요?</w:t>
-      </w:r>
-    </w:p>
-    <w:p>
-      <w:pPr>
-        <w:numPr>
-          <w:ilvl w:val="0"/>
-          <w:numId w:val="1003"/>
-        </w:numPr>
-      </w:pPr>
-      <w:r>
-        <w:t xml:space="preserve">MARCUS: It blows dust off you. Fifteen seconds. Keep your arms up.</w:t>
-      </w:r>
-      <w:r>
-        <w:t xml:space="preserve"> </w:t>
-      </w:r>
-      <w:r>
-        <w:t xml:space="preserve">마커스: 몸에 붙은 먼지를 날려 줘. 15초. 팔 들고 있어.</w:t>
-      </w:r>
-    </w:p>
-    <w:p>
-      <w:pPr>
-        <w:numPr>
-          <w:ilvl w:val="0"/>
-          <w:numId w:val="1003"/>
-        </w:numPr>
-      </w:pPr>
-      <w:r>
-        <w:t xml:space="preserve">PRIYA: I feel like an astronaut.</w:t>
-      </w:r>
-      <w:r>
-        <w:t xml:space="preserve"> </w:t>
-      </w:r>
-      <w:r>
-        <w:t xml:space="preserve">프리야: 우주비행사가 된 기분이에요.</w:t>
-      </w:r>
-    </w:p>
-    <w:p>
-      <w:pPr>
-        <w:numPr>
-          <w:ilvl w:val="0"/>
-          <w:numId w:val="1003"/>
-        </w:numPr>
-      </w:pPr>
-      <w:r>
-        <w:t xml:space="preserve">KEVIN: Everyone says that. This is Sandra, our head of quality.</w:t>
-      </w:r>
-      <w:r>
-        <w:t xml:space="preserve"> </w:t>
-      </w:r>
-      <w:r>
-        <w:t xml:space="preserve">케빈: 다들 그렇게 말해요. 이쪽은 품질 책임자 산드라예요.</w:t>
-      </w:r>
-    </w:p>
-    <w:p>
-      <w:pPr>
-        <w:numPr>
-          <w:ilvl w:val="0"/>
-          <w:numId w:val="1003"/>
-        </w:numPr>
-      </w:pPr>
-      <w:r>
-        <w:t xml:space="preserve">SANDRA: Welcome. Kevin sells. I’m the one who says no.</w:t>
-      </w:r>
-      <w:r>
-        <w:t xml:space="preserve"> </w:t>
-      </w:r>
-      <w:r>
-        <w:t xml:space="preserve">산드라: 환영합니다. 케빈은 파는 사람이고, 저는 ’안 된다’고 하는 사람이에요.</w:t>
-      </w:r>
-    </w:p>
-    <w:p>
-      <w:pPr>
-        <w:numPr>
-          <w:ilvl w:val="0"/>
-          <w:numId w:val="1003"/>
-        </w:numPr>
-      </w:pPr>
-      <w:r>
-        <w:t xml:space="preserve">MARCUS: Then you and I will get along.</w:t>
-      </w:r>
-      <w:r>
-        <w:t xml:space="preserve"> </w:t>
-      </w:r>
-      <w:r>
-        <w:t xml:space="preserve">마커스: 그럼 우리 잘 맞겠네요.</w:t>
-      </w:r>
-    </w:p>
-    <w:p>
-      <w:pPr>
-        <w:numPr>
-          <w:ilvl w:val="0"/>
-          <w:numId w:val="1003"/>
-        </w:numPr>
-      </w:pPr>
-      <w:r>
-        <w:t xml:space="preserve">SANDRA: Could you walk us through your sterilization plan? Before the tour?</w:t>
-      </w:r>
-      <w:r>
-        <w:t xml:space="preserve"> </w:t>
-      </w:r>
-      <w:r>
-        <w:t xml:space="preserve">산드라: 투어 전에 멸균 계획을 설명해 주실 수 있어요?</w:t>
-      </w:r>
-    </w:p>
-    <w:p>
-      <w:pPr>
-        <w:numPr>
-          <w:ilvl w:val="0"/>
-          <w:numId w:val="1003"/>
-        </w:numPr>
-      </w:pPr>
-      <w:r>
-        <w:t xml:space="preserve">PRIYA: We autoclave after filling. Terminal sterilization. Our gel keeps ninety-six percent strength.</w:t>
-      </w:r>
-      <w:r>
-        <w:t xml:space="preserve"> </w:t>
-      </w:r>
-      <w:r>
-        <w:t xml:space="preserve">프리야: 충전 후 고압 멸균해요. 최종 멸균이요. 저희 젤은 강도를 96퍼센트 유지해요.</w:t>
-      </w:r>
-    </w:p>
-    <w:p>
-      <w:pPr>
-        <w:numPr>
-          <w:ilvl w:val="0"/>
-          <w:numId w:val="1003"/>
-        </w:numPr>
-      </w:pPr>
-      <w:r>
-        <w:t xml:space="preserve">SANDRA: How many batches have you tested?</w:t>
-      </w:r>
-      <w:r>
-        <w:t xml:space="preserve"> </w:t>
-      </w:r>
-      <w:r>
-        <w:t xml:space="preserve">산드라: 몇 배치나 시험하셨어요?</w:t>
-      </w:r>
-    </w:p>
-    <w:p>
-      <w:pPr>
-        <w:numPr>
-          <w:ilvl w:val="0"/>
-          <w:numId w:val="1003"/>
-        </w:numPr>
-      </w:pPr>
-      <w:r>
-        <w:t xml:space="preserve">PRIYA: Honestly? Two. In a shared lab.</w:t>
-      </w:r>
-      <w:r>
-        <w:t xml:space="preserve"> </w:t>
-      </w:r>
-      <w:r>
-        <w:t xml:space="preserve">프리야: 솔직히요? 두 배치요. 공유 실험실에서.</w:t>
-      </w:r>
-    </w:p>
-    <w:p>
-      <w:pPr>
-        <w:numPr>
-          <w:ilvl w:val="0"/>
-          <w:numId w:val="1003"/>
-        </w:numPr>
-      </w:pPr>
-      <w:r>
-        <w:t xml:space="preserve">SANDRA: Then we’ll need more data before tech transfer. At least five batches. Two batches can look good by luck. Five batches tells me your process is stable, not just your best day.</w:t>
-      </w:r>
-      <w:r>
-        <w:t xml:space="preserve"> </w:t>
-      </w:r>
-      <w:r>
-        <w:t xml:space="preserve">산드라: 그럼 기술 이전 전에 데이터가 더 필요해요. 최소 다섯 배치. 두 배치는 운이 좋아서 잘 나올 수도 있어요. 다섯 배치는 그게 제일 잘된 날이 아니라 공정이 안정적이라는 걸 보여 주죠.</w:t>
-      </w:r>
-    </w:p>
-    <w:p>
-      <w:pPr>
-        <w:numPr>
-          <w:ilvl w:val="0"/>
-          <w:numId w:val="1003"/>
-        </w:numPr>
-      </w:pPr>
-      <w:r>
-        <w:t xml:space="preserve">PRIYA: Understood. That’s fair.</w:t>
-      </w:r>
-      <w:r>
-        <w:t xml:space="preserve"> </w:t>
-      </w:r>
-      <w:r>
-        <w:t xml:space="preserve">프리야: 알겠습니다. 합당하네요.</w:t>
-      </w:r>
-    </w:p>
-    <w:p>
-      <w:pPr>
-        <w:numPr>
-          <w:ilvl w:val="0"/>
-          <w:numId w:val="1003"/>
-        </w:numPr>
-      </w:pPr>
-      <w:r>
-        <w:t xml:space="preserve">KEVIN: This is our fill line. Four thousand syringes an hour.</w:t>
-      </w:r>
-      <w:r>
-        <w:t xml:space="preserve"> </w:t>
-      </w:r>
-      <w:r>
-        <w:t xml:space="preserve">케빈: 이게 저희 충전 라인이에요. 시간당 주사기 4,000개.</w:t>
-      </w:r>
-    </w:p>
-    <w:p>
-      <w:pPr>
-        <w:numPr>
-          <w:ilvl w:val="0"/>
-          <w:numId w:val="1003"/>
-        </w:numPr>
-      </w:pPr>
-      <w:r>
-        <w:t xml:space="preserve">MARCUS: Nice. What’s your defect rate?</w:t>
-      </w:r>
-      <w:r>
-        <w:t xml:space="preserve"> </w:t>
-      </w:r>
-      <w:r>
-        <w:t xml:space="preserve">마커스: 좋네요. 불량률은요?</w:t>
-      </w:r>
-    </w:p>
-    <w:p>
-      <w:pPr>
-        <w:numPr>
-          <w:ilvl w:val="0"/>
-          <w:numId w:val="1003"/>
-        </w:numPr>
-      </w:pPr>
-      <w:r>
-        <w:t xml:space="preserve">SANDRA: Under half a percent last year. I can show you the data.</w:t>
-      </w:r>
-      <w:r>
-        <w:t xml:space="preserve"> </w:t>
-      </w:r>
-      <w:r>
-        <w:t xml:space="preserve">산드라: 작년에 0.5퍼센트 미만이요. 데이터 보여 드릴 수 있어요.</w:t>
-      </w:r>
-    </w:p>
-    <w:p>
-      <w:pPr>
-        <w:numPr>
-          <w:ilvl w:val="0"/>
-          <w:numId w:val="1003"/>
-        </w:numPr>
-      </w:pPr>
-      <w:r>
-        <w:t xml:space="preserve">MARCUS: Please. And your last FDA inspection?</w:t>
-      </w:r>
-      <w:r>
-        <w:t xml:space="preserve"> </w:t>
-      </w:r>
-      <w:r>
-        <w:t xml:space="preserve">마커스: 부탁해요. 그리고 마지막 FDA 실사는요?</w:t>
-      </w:r>
-    </w:p>
-    <w:p>
-      <w:pPr>
-        <w:numPr>
-          <w:ilvl w:val="0"/>
-          <w:numId w:val="1003"/>
-        </w:numPr>
-      </w:pPr>
-      <w:r>
-        <w:t xml:space="preserve">SANDRA: Eighteen months ago. Two minor observations. Both closed.</w:t>
-      </w:r>
-      <w:r>
-        <w:t xml:space="preserve"> </w:t>
-      </w:r>
-      <w:r>
-        <w:t xml:space="preserve">산드라: 18개월 전이요. 경미한 지적 두 건. 둘 다 해결됐어요.</w:t>
-      </w:r>
-    </w:p>
-    <w:p>
-      <w:pPr>
-        <w:numPr>
-          <w:ilvl w:val="0"/>
-          <w:numId w:val="1003"/>
-        </w:numPr>
-      </w:pPr>
-      <w:r>
-        <w:t xml:space="preserve">NOAH: Is that good?</w:t>
-      </w:r>
-      <w:r>
-        <w:t xml:space="preserve"> </w:t>
-      </w:r>
-      <w:r>
-        <w:t xml:space="preserve">노아: 그게 좋은 거예요?</w:t>
-      </w:r>
-    </w:p>
-    <w:p>
-      <w:pPr>
-        <w:numPr>
-          <w:ilvl w:val="0"/>
-          <w:numId w:val="1003"/>
-        </w:numPr>
-      </w:pPr>
-      <w:r>
-        <w:t xml:space="preserve">MARCUS: That’s very good. Zero is rare. Two minor is healthy.</w:t>
-      </w:r>
-      <w:r>
-        <w:t xml:space="preserve"> </w:t>
-      </w:r>
-      <w:r>
-        <w:t xml:space="preserve">마커스: 아주 좋은 거야. 0건은 드물어. 경미한 거 두 건이면 건강한 거지.</w:t>
-      </w:r>
-    </w:p>
-    <w:p>
-      <w:pPr>
-        <w:numPr>
-          <w:ilvl w:val="0"/>
-          <w:numId w:val="1003"/>
-        </w:numPr>
-      </w:pPr>
-      <w:r>
-        <w:t xml:space="preserve">KEVIN: Can I ask about your forecast? How many syringes in year three?</w:t>
-      </w:r>
-      <w:r>
-        <w:t xml:space="preserve"> </w:t>
-      </w:r>
-      <w:r>
-        <w:t xml:space="preserve">케빈: 수요 예측을 여쭤봐도 될까요? 3년 차에 주사기 몇 개요?</w:t>
-      </w:r>
-    </w:p>
-    <w:p>
-      <w:pPr>
-        <w:numPr>
-          <w:ilvl w:val="0"/>
-          <w:numId w:val="1003"/>
-        </w:numPr>
-      </w:pPr>
-      <w:r>
-        <w:t xml:space="preserve">NOAH: Year three? We could sell a million. Easily.</w:t>
-      </w:r>
-      <w:r>
-        <w:t xml:space="preserve"> </w:t>
-      </w:r>
-      <w:r>
-        <w:t xml:space="preserve">노아: 3년 차요? 100만 개는 팔 수 있어요. 쉽게요.</w:t>
-      </w:r>
-    </w:p>
-    <w:p>
-      <w:pPr>
-        <w:numPr>
-          <w:ilvl w:val="0"/>
-          <w:numId w:val="1003"/>
-        </w:numPr>
-      </w:pPr>
-      <w:r>
-        <w:t xml:space="preserve">MARCUS: Ow. Sorry. I kicked the table.</w:t>
-      </w:r>
-      <w:r>
-        <w:t xml:space="preserve"> </w:t>
-      </w:r>
-      <w:r>
-        <w:t xml:space="preserve">마커스: 아. 미안. 테이블을 찼네.</w:t>
-      </w:r>
-    </w:p>
-    <w:p>
-      <w:pPr>
-        <w:numPr>
-          <w:ilvl w:val="0"/>
-          <w:numId w:val="1003"/>
-        </w:numPr>
-      </w:pPr>
-      <w:r>
-        <w:t xml:space="preserve">NOAH: You kicked me.</w:t>
-      </w:r>
-      <w:r>
-        <w:t xml:space="preserve"> </w:t>
-      </w:r>
-      <w:r>
-        <w:t xml:space="preserve">노아: 저를 찼잖아요.</w:t>
-      </w:r>
-    </w:p>
-    <w:p>
-      <w:pPr>
-        <w:numPr>
-          <w:ilvl w:val="0"/>
-          <w:numId w:val="1003"/>
-        </w:numPr>
-      </w:pPr>
-      <w:r>
-        <w:t xml:space="preserve">MARCUS: Same thing. Kevin, year three is still clinical. Zero commercial sales. We’ll be running trials and waiting for the FDA, so every syringe you make for us goes into a study, not a store.</w:t>
-      </w:r>
-      <w:r>
-        <w:t xml:space="preserve"> </w:t>
-      </w:r>
-      <w:r>
-        <w:t xml:space="preserve">마커스: 그게 그거지. 케빈, 3년 차는 아직 임상 단계예요. 상업 판매는 0개. 임상을 진행하면서 FDA를 기다리고 있을 테니, 저희 주사기는 전부 매장이 아니라 연구에 들어가요.</w:t>
-      </w:r>
-    </w:p>
-    <w:p>
-      <w:pPr>
-        <w:numPr>
-          <w:ilvl w:val="0"/>
-          <w:numId w:val="1003"/>
-        </w:numPr>
-      </w:pPr>
-      <w:r>
-        <w:t xml:space="preserve">KEVIN: Thank you. I hear</w:t>
-      </w:r>
-      <w:r>
-        <w:t xml:space="preserve"> </w:t>
-      </w:r>
-      <w:r>
-        <w:t xml:space="preserve">“</w:t>
-      </w:r>
-      <w:r>
-        <w:t xml:space="preserve">a million easily</w:t>
-      </w:r>
-      <w:r>
-        <w:t xml:space="preserve">”</w:t>
-      </w:r>
-      <w:r>
-        <w:t xml:space="preserve"> </w:t>
-      </w:r>
-      <w:r>
         <w:t xml:space="preserve">every week. It’s never true.</w:t>
       </w:r>
-      <w:r>
-        <w:t xml:space="preserve"> </w:t>
-      </w:r>
-      <w:r>
-        <w:t xml:space="preserve">케빈: 고마워요.</w:t>
-      </w:r>
-      <w:r>
-        <w:t xml:space="preserve"> </w:t>
-      </w:r>
-      <w:r>
-        <w:t xml:space="preserve">“</w:t>
-      </w:r>
-      <w:r>
-        <w:t xml:space="preserve">쉽게 100만 개</w:t>
-      </w:r>
-      <w:r>
-        <w:t xml:space="preserve">”</w:t>
-      </w:r>
-      <w:r>
-        <w:t xml:space="preserve"> </w:t>
-      </w:r>
-      <w:r>
-        <w:t xml:space="preserve">소리는 매주 들어요. 한 번도 맞은 적이 없죠.</w:t>
-      </w:r>
-    </w:p>
-    <w:p>
-      <w:pPr>
-        <w:numPr>
-          <w:ilvl w:val="0"/>
-          <w:numId w:val="1003"/>
-        </w:numPr>
+    </w:p>
+    <w:p>
+      <w:pPr>
+        <w:pStyle w:val="BodyText"/>
       </w:pPr>
       <w:r>
         <w:t xml:space="preserve">NOAH: Sorry. Marketing habit.</w:t>
       </w:r>
-      <w:r>
-        <w:t xml:space="preserve"> </w:t>
-      </w:r>
-      <w:r>
-        <w:t xml:space="preserve">노아: 죄송해요. 마케팅 버릇이에요.</w:t>
-      </w:r>
-    </w:p>
-    <w:p>
-      <w:pPr>
-        <w:numPr>
-          <w:ilvl w:val="0"/>
-          <w:numId w:val="1003"/>
-        </w:numPr>
+    </w:p>
+    <w:p>
+      <w:pPr>
+        <w:pStyle w:val="BodyText"/>
       </w:pPr>
       <w:r>
         <w:t xml:space="preserve">KEVIN: No problem. A realistic forecast helps me plan your capacity and your price. If you promise a million and order two thousand, I’ve held a line empty for nothing.</w:t>
       </w:r>
-      <w:r>
-        <w:t xml:space="preserve"> </w:t>
-      </w:r>
-      <w:r>
-        <w:t xml:space="preserve">케빈: 괜찮아요. 현실적인 예측이 있어야 생산 능력도, 가격도 계획할 수 있어요. 100만 개를 약속하고 2,000개를 주문하시면, 저는 라인을 괜히 비워 둔 셈이 되거든요.</w:t>
-      </w:r>
-    </w:p>
-    <w:p>
-      <w:pPr>
-        <w:numPr>
-          <w:ilvl w:val="0"/>
-          <w:numId w:val="1003"/>
-        </w:numPr>
+    </w:p>
+    <w:p>
+      <w:pPr>
+        <w:pStyle w:val="BodyText"/>
       </w:pPr>
       <w:r>
         <w:t xml:space="preserve">MARCUS: I’ll send you a conservative forecast. Three scenarios. Low, base, high.</w:t>
       </w:r>
-      <w:r>
-        <w:t xml:space="preserve"> </w:t>
-      </w:r>
-      <w:r>
-        <w:t xml:space="preserve">마커스: 보수적인 예측을 보낼게요. 시나리오 세 개. 낮음, 기본, 높음.</w:t>
-      </w:r>
-    </w:p>
-    <w:p>
-      <w:pPr>
-        <w:numPr>
-          <w:ilvl w:val="0"/>
-          <w:numId w:val="1003"/>
-        </w:numPr>
+    </w:p>
+    <w:p>
+      <w:pPr>
+        <w:pStyle w:val="BodyText"/>
       </w:pPr>
       <w:r>
         <w:t xml:space="preserve">KEVIN: Perfect. That’s how serious companies do it.</w:t>
-      </w:r>
-      <w:r>
-        <w:t xml:space="preserve"> </w:t>
-      </w:r>
-      <w:r>
-        <w:t xml:space="preserve">케빈: 완벽해요. 진지한 회사들은 그렇게 해요.</w:t>
       </w:r>
     </w:p>
     <w:bookmarkEnd w:id="23"/>
@@ -1579,427 +823,202 @@
     </w:p>
     <w:p>
       <w:pPr>
-        <w:numPr>
-          <w:ilvl w:val="0"/>
-          <w:numId w:val="1004"/>
-        </w:numPr>
+        <w:pStyle w:val="FirstParagraph"/>
       </w:pPr>
       <w:r>
         <w:t xml:space="preserve">KEVIN: So. Here’s our formal quote. Tech transfer, three hundred ten thousand.</w:t>
       </w:r>
-      <w:r>
-        <w:t xml:space="preserve"> </w:t>
-      </w:r>
-      <w:r>
-        <w:t xml:space="preserve">케빈: 자. 여기 정식 견적서예요. 기술 이전 31만 달러.</w:t>
-      </w:r>
-    </w:p>
-    <w:p>
-      <w:pPr>
-        <w:numPr>
-          <w:ilvl w:val="0"/>
-          <w:numId w:val="1004"/>
-        </w:numPr>
+    </w:p>
+    <w:p>
+      <w:pPr>
+        <w:pStyle w:val="BodyText"/>
       </w:pPr>
       <w:r>
         <w:t xml:space="preserve">NOAH: Three ten. It went up.</w:t>
       </w:r>
-      <w:r>
-        <w:t xml:space="preserve"> </w:t>
-      </w:r>
-      <w:r>
-        <w:t xml:space="preserve">노아: 31만. 올랐네요.</w:t>
-      </w:r>
-    </w:p>
-    <w:p>
-      <w:pPr>
-        <w:numPr>
-          <w:ilvl w:val="0"/>
-          <w:numId w:val="1004"/>
-        </w:numPr>
+    </w:p>
+    <w:p>
+      <w:pPr>
+        <w:pStyle w:val="BodyText"/>
       </w:pPr>
       <w:r>
         <w:t xml:space="preserve">KEVIN: Sandra wants five test batches, not three. More batches, more cost.</w:t>
       </w:r>
-      <w:r>
-        <w:t xml:space="preserve"> </w:t>
-      </w:r>
-      <w:r>
-        <w:t xml:space="preserve">케빈: 산드라가 시험 배치를 세 번이 아니라 다섯 번 원해서요. 배치가 늘면 비용도 늘죠.</w:t>
-      </w:r>
-    </w:p>
-    <w:p>
-      <w:pPr>
-        <w:numPr>
-          <w:ilvl w:val="0"/>
-          <w:numId w:val="1004"/>
-        </w:numPr>
+    </w:p>
+    <w:p>
+      <w:pPr>
+        <w:pStyle w:val="BodyText"/>
       </w:pPr>
       <w:r>
         <w:t xml:space="preserve">SANDRA: Quality is never free. But it’s cheaper than a recall. Two extra test batches cost you money now. A failed batch in a clinical trial costs you the whole trial.</w:t>
       </w:r>
-      <w:r>
-        <w:t xml:space="preserve"> </w:t>
-      </w:r>
-      <w:r>
-        <w:t xml:space="preserve">산드라: 품질은 절대 공짜가 아니에요. 하지만 리콜보다는 싸죠. 시험 배치 두 번 더 하면 지금 돈이 들어요. 하지만 임상시험에서 배치 하나가 실패하면 임상 전체를 잃어요.</w:t>
-      </w:r>
-    </w:p>
-    <w:p>
-      <w:pPr>
-        <w:numPr>
-          <w:ilvl w:val="0"/>
-          <w:numId w:val="1004"/>
-        </w:numPr>
+    </w:p>
+    <w:p>
+      <w:pPr>
+        <w:pStyle w:val="BodyText"/>
       </w:pPr>
       <w:r>
         <w:t xml:space="preserve">MARCUS: I agree with Sandra. But the price is above our target.</w:t>
       </w:r>
-      <w:r>
-        <w:t xml:space="preserve"> </w:t>
-      </w:r>
-      <w:r>
-        <w:t xml:space="preserve">마커스: 산드라 말에 동의해요. 하지만 가격이 저희 목표보다 높아요.</w:t>
-      </w:r>
-    </w:p>
-    <w:p>
-      <w:pPr>
-        <w:numPr>
-          <w:ilvl w:val="0"/>
-          <w:numId w:val="1004"/>
-        </w:numPr>
+    </w:p>
+    <w:p>
+      <w:pPr>
+        <w:pStyle w:val="BodyText"/>
       </w:pPr>
       <w:r>
         <w:t xml:space="preserve">KEVIN: What’s your target?</w:t>
       </w:r>
-      <w:r>
-        <w:t xml:space="preserve"> </w:t>
-      </w:r>
-      <w:r>
-        <w:t xml:space="preserve">케빈: 목표가 얼마예요?</w:t>
-      </w:r>
-    </w:p>
-    <w:p>
-      <w:pPr>
-        <w:numPr>
-          <w:ilvl w:val="0"/>
-          <w:numId w:val="1004"/>
-        </w:numPr>
+    </w:p>
+    <w:p>
+      <w:pPr>
+        <w:pStyle w:val="BodyText"/>
       </w:pPr>
       <w:r>
         <w:t xml:space="preserve">MARCUS: Two fifty for tech transfer. And a smaller first order.</w:t>
       </w:r>
-      <w:r>
-        <w:t xml:space="preserve"> </w:t>
-      </w:r>
-      <w:r>
-        <w:t xml:space="preserve">마커스: 기술 이전 25만. 그리고 첫 주문은 더 작게.</w:t>
-      </w:r>
-    </w:p>
-    <w:p>
-      <w:pPr>
-        <w:numPr>
-          <w:ilvl w:val="0"/>
-          <w:numId w:val="1004"/>
-        </w:numPr>
+    </w:p>
+    <w:p>
+      <w:pPr>
+        <w:pStyle w:val="BodyText"/>
       </w:pPr>
       <w:r>
         <w:t xml:space="preserve">KEVIN: How small?</w:t>
       </w:r>
-      <w:r>
-        <w:t xml:space="preserve"> </w:t>
-      </w:r>
-      <w:r>
-        <w:t xml:space="preserve">케빈: 얼마나 작게요?</w:t>
-      </w:r>
-    </w:p>
-    <w:p>
-      <w:pPr>
-        <w:numPr>
-          <w:ilvl w:val="0"/>
-          <w:numId w:val="1004"/>
-        </w:numPr>
+    </w:p>
+    <w:p>
+      <w:pPr>
+        <w:pStyle w:val="BodyText"/>
       </w:pPr>
       <w:r>
         <w:t xml:space="preserve">MARCUS: Two thousand syringes. For the first two batches only.</w:t>
       </w:r>
-      <w:r>
-        <w:t xml:space="preserve"> </w:t>
-      </w:r>
-      <w:r>
-        <w:t xml:space="preserve">마커스: 주사기 2,000개. 첫 두 배치만.</w:t>
-      </w:r>
-    </w:p>
-    <w:p>
-      <w:pPr>
-        <w:numPr>
-          <w:ilvl w:val="0"/>
-          <w:numId w:val="1004"/>
-        </w:numPr>
+    </w:p>
+    <w:p>
+      <w:pPr>
+        <w:pStyle w:val="BodyText"/>
       </w:pPr>
       <w:r>
         <w:t xml:space="preserve">KEVIN: That’s hard. The line costs the same to set up.</w:t>
       </w:r>
-      <w:r>
-        <w:t xml:space="preserve"> </w:t>
-      </w:r>
-      <w:r>
-        <w:t xml:space="preserve">케빈: 그건 어려워요. 라인 세팅 비용은 똑같거든요.</w:t>
-      </w:r>
-    </w:p>
-    <w:p>
-      <w:pPr>
-        <w:numPr>
-          <w:ilvl w:val="0"/>
-          <w:numId w:val="1004"/>
-        </w:numPr>
+    </w:p>
+    <w:p>
+      <w:pPr>
+        <w:pStyle w:val="BodyText"/>
       </w:pPr>
       <w:r>
         <w:t xml:space="preserve">NOAH: Here’s the thing. What if we commit to you long-term? If the trial succeeds, you make everything. So a small order today becomes a much bigger customer for you later.</w:t>
       </w:r>
-      <w:r>
-        <w:t xml:space="preserve"> </w:t>
-      </w:r>
-      <w:r>
-        <w:t xml:space="preserve">노아: 요점은 이거예요. 장기적으로 약속하면 어때요? 임상이 성공하면 전부 여기서 생산하는 거죠. 그러니까 오늘의 작은 주문이 나중엔 훨씬 큰 고객이 되는 거예요.</w:t>
-      </w:r>
-    </w:p>
-    <w:p>
-      <w:pPr>
-        <w:numPr>
-          <w:ilvl w:val="0"/>
-          <w:numId w:val="1004"/>
-        </w:numPr>
+    </w:p>
+    <w:p>
+      <w:pPr>
+        <w:pStyle w:val="BodyText"/>
       </w:pPr>
       <w:r>
         <w:t xml:space="preserve">KEVIN: Exclusive commercial supply?</w:t>
       </w:r>
-      <w:r>
-        <w:t xml:space="preserve"> </w:t>
-      </w:r>
-      <w:r>
-        <w:t xml:space="preserve">케빈: 상업 생산을 독점으로요?</w:t>
-      </w:r>
-    </w:p>
-    <w:p>
-      <w:pPr>
-        <w:numPr>
-          <w:ilvl w:val="0"/>
-          <w:numId w:val="1004"/>
-        </w:numPr>
+    </w:p>
+    <w:p>
+      <w:pPr>
+        <w:pStyle w:val="BodyText"/>
       </w:pPr>
       <w:r>
         <w:t xml:space="preserve">MARCUS: Not exclusive. Preferred. We’ll need a backup supplier eventually.</w:t>
       </w:r>
-      <w:r>
-        <w:t xml:space="preserve"> </w:t>
-      </w:r>
-      <w:r>
-        <w:t xml:space="preserve">마커스: 독점은 아니고, 우선 공급사로요. 결국엔 백업 공급사도 필요할 테니까요.</w:t>
-      </w:r>
-    </w:p>
-    <w:p>
-      <w:pPr>
-        <w:numPr>
-          <w:ilvl w:val="0"/>
-          <w:numId w:val="1004"/>
-        </w:numPr>
+    </w:p>
+    <w:p>
+      <w:pPr>
+        <w:pStyle w:val="BodyText"/>
       </w:pPr>
       <w:r>
         <w:t xml:space="preserve">KEVIN: Two is one, one is none?</w:t>
       </w:r>
-      <w:r>
-        <w:t xml:space="preserve"> </w:t>
-      </w:r>
-      <w:r>
-        <w:t xml:space="preserve">케빈: 둘은 하나, 하나는 없는 것?</w:t>
-      </w:r>
-    </w:p>
-    <w:p>
-      <w:pPr>
-        <w:numPr>
-          <w:ilvl w:val="0"/>
-          <w:numId w:val="1004"/>
-        </w:numPr>
+    </w:p>
+    <w:p>
+      <w:pPr>
+        <w:pStyle w:val="BodyText"/>
       </w:pPr>
       <w:r>
         <w:t xml:space="preserve">MARCUS: You know the rule?</w:t>
       </w:r>
-      <w:r>
-        <w:t xml:space="preserve"> </w:t>
-      </w:r>
-      <w:r>
-        <w:t xml:space="preserve">마커스: 그 규칙을 알아요?</w:t>
-      </w:r>
-    </w:p>
-    <w:p>
-      <w:pPr>
-        <w:numPr>
-          <w:ilvl w:val="0"/>
-          <w:numId w:val="1004"/>
-        </w:numPr>
+    </w:p>
+    <w:p>
+      <w:pPr>
+        <w:pStyle w:val="BodyText"/>
       </w:pPr>
       <w:r>
         <w:t xml:space="preserve">KEVIN: My father was in the Navy. Same rule, different uniform.</w:t>
       </w:r>
-      <w:r>
-        <w:t xml:space="preserve"> </w:t>
-      </w:r>
-      <w:r>
-        <w:t xml:space="preserve">케빈: 아버지가 해군이셨어요. 같은 규칙, 다른 군복이죠.</w:t>
-      </w:r>
-    </w:p>
-    <w:p>
-      <w:pPr>
-        <w:numPr>
-          <w:ilvl w:val="0"/>
-          <w:numId w:val="1004"/>
-        </w:numPr>
+    </w:p>
+    <w:p>
+      <w:pPr>
+        <w:pStyle w:val="BodyText"/>
       </w:pPr>
       <w:r>
         <w:t xml:space="preserve">NOAH: So, preferred supplier. Does that help?</w:t>
       </w:r>
-      <w:r>
-        <w:t xml:space="preserve"> </w:t>
-      </w:r>
-      <w:r>
-        <w:t xml:space="preserve">노아: 그래서, 우선 공급사. 도움이 될까요?</w:t>
-      </w:r>
-    </w:p>
-    <w:p>
-      <w:pPr>
-        <w:numPr>
-          <w:ilvl w:val="0"/>
-          <w:numId w:val="1004"/>
-        </w:numPr>
+    </w:p>
+    <w:p>
+      <w:pPr>
+        <w:pStyle w:val="BodyText"/>
       </w:pPr>
       <w:r>
         <w:t xml:space="preserve">KEVIN: It helps. Let me meet you in the middle. Two seventy for tech transfer.</w:t>
       </w:r>
-      <w:r>
-        <w:t xml:space="preserve"> </w:t>
-      </w:r>
-      <w:r>
-        <w:t xml:space="preserve">케빈: 도움이 돼요. 중간에서 만나죠. 기술 이전 27만.</w:t>
-      </w:r>
-    </w:p>
-    <w:p>
-      <w:pPr>
-        <w:numPr>
-          <w:ilvl w:val="0"/>
-          <w:numId w:val="1004"/>
-        </w:numPr>
+    </w:p>
+    <w:p>
+      <w:pPr>
+        <w:pStyle w:val="BodyText"/>
       </w:pPr>
       <w:r>
         <w:t xml:space="preserve">MARCUS: And the first two batches at two thousand?</w:t>
       </w:r>
-      <w:r>
-        <w:t xml:space="preserve"> </w:t>
-      </w:r>
-      <w:r>
-        <w:t xml:space="preserve">마커스: 그리고 첫 두 배치는 2,000개로?</w:t>
-      </w:r>
-    </w:p>
-    <w:p>
-      <w:pPr>
-        <w:numPr>
-          <w:ilvl w:val="0"/>
-          <w:numId w:val="1004"/>
-        </w:numPr>
+    </w:p>
+    <w:p>
+      <w:pPr>
+        <w:pStyle w:val="BodyText"/>
       </w:pPr>
       <w:r>
         <w:t xml:space="preserve">KEVIN: Two thousand. At forty-eight dollars a syringe.</w:t>
       </w:r>
-      <w:r>
-        <w:t xml:space="preserve"> </w:t>
-      </w:r>
-      <w:r>
-        <w:t xml:space="preserve">케빈: 2,000개. 주사기당 48달러로.</w:t>
-      </w:r>
-    </w:p>
-    <w:p>
-      <w:pPr>
-        <w:numPr>
-          <w:ilvl w:val="0"/>
-          <w:numId w:val="1004"/>
-        </w:numPr>
+    </w:p>
+    <w:p>
+      <w:pPr>
+        <w:pStyle w:val="BodyText"/>
       </w:pPr>
       <w:r>
         <w:t xml:space="preserve">NOAH: Can we pay the tech transfer in three parts? Tied to milestones?</w:t>
       </w:r>
-      <w:r>
-        <w:t xml:space="preserve"> </w:t>
-      </w:r>
-      <w:r>
-        <w:t xml:space="preserve">노아: 기술 이전 비용을 세 번에 나눠 내도 될까요? 마일스톤에 맞춰서요?</w:t>
-      </w:r>
-    </w:p>
-    <w:p>
-      <w:pPr>
-        <w:numPr>
-          <w:ilvl w:val="0"/>
-          <w:numId w:val="1004"/>
-        </w:numPr>
+    </w:p>
+    <w:p>
+      <w:pPr>
+        <w:pStyle w:val="BodyText"/>
       </w:pPr>
       <w:r>
         <w:t xml:space="preserve">KEVIN: Start, middle, and successful batches. Yes. That’s reasonable.</w:t>
       </w:r>
-      <w:r>
-        <w:t xml:space="preserve"> </w:t>
-      </w:r>
-      <w:r>
-        <w:t xml:space="preserve">케빈: 시작, 중간, 그리고 성공적인 배치 완료 시. 네. 합리적이에요.</w:t>
-      </w:r>
-    </w:p>
-    <w:p>
-      <w:pPr>
-        <w:numPr>
-          <w:ilvl w:val="0"/>
-          <w:numId w:val="1004"/>
-        </w:numPr>
+    </w:p>
+    <w:p>
+      <w:pPr>
+        <w:pStyle w:val="BodyText"/>
       </w:pPr>
       <w:r>
         <w:t xml:space="preserve">PRIYA: That protects our cash. And motivates everyone.</w:t>
       </w:r>
-      <w:r>
-        <w:t xml:space="preserve"> </w:t>
-      </w:r>
-      <w:r>
-        <w:t xml:space="preserve">프리야: 그럼 우리 현금이 보호되고, 모두에게 동기도 되겠네요.</w:t>
-      </w:r>
-    </w:p>
-    <w:p>
-      <w:pPr>
-        <w:numPr>
-          <w:ilvl w:val="0"/>
-          <w:numId w:val="1004"/>
-        </w:numPr>
+    </w:p>
+    <w:p>
+      <w:pPr>
+        <w:pStyle w:val="BodyText"/>
       </w:pPr>
       <w:r>
         <w:t xml:space="preserve">KEVIN: One condition. You sign after your seed round. I like you, but I’ve seen young companies run out of money halfway through tech transfer, and then nobody wins. I need to know you’ll survive.</w:t>
       </w:r>
-      <w:r>
-        <w:t xml:space="preserve"> </w:t>
-      </w:r>
-      <w:r>
-        <w:t xml:space="preserve">케빈: 조건 하나. 시드 라운드 후에 서명하세요. 여러분이 마음에 들지만, 신생 회사가 기술 이전 도중에 돈이 떨어지는 걸 봐 왔어요. 그러면 아무도 이기지 못하죠. 살아남을 거라는 걸 알아야 해요.</w:t>
-      </w:r>
-    </w:p>
-    <w:p>
-      <w:pPr>
-        <w:numPr>
-          <w:ilvl w:val="0"/>
-          <w:numId w:val="1004"/>
-        </w:numPr>
+    </w:p>
+    <w:p>
+      <w:pPr>
+        <w:pStyle w:val="BodyText"/>
       </w:pPr>
       <w:r>
         <w:t xml:space="preserve">NOAH: Fair. We’d rather sign when we can actually pay.</w:t>
-      </w:r>
-      <w:r>
-        <w:t xml:space="preserve"> </w:t>
-      </w:r>
-      <w:r>
-        <w:t xml:space="preserve">노아: 합당해요. 저희도 실제로 낼 수 있을 때 서명하는 게 나아요.</w:t>
       </w:r>
     </w:p>
     <w:bookmarkEnd w:id="24"/>
@@ -2014,290 +1033,140 @@
     </w:p>
     <w:p>
       <w:pPr>
-        <w:numPr>
-          <w:ilvl w:val="0"/>
-          <w:numId w:val="1005"/>
-        </w:numPr>
+        <w:pStyle w:val="FirstParagraph"/>
       </w:pPr>
       <w:r>
         <w:t xml:space="preserve">KEVIN: Good meeting. I’ll put it all in writing by Monday.</w:t>
       </w:r>
+    </w:p>
+    <w:p>
+      <w:pPr>
+        <w:pStyle w:val="BodyText"/>
+      </w:pPr>
+      <w:r>
+        <w:t xml:space="preserve">MARCUS: Thank you, Kevin. And thank Sandra for the hard questions.</w:t>
+      </w:r>
+    </w:p>
+    <w:p>
+      <w:pPr>
+        <w:pStyle w:val="BodyText"/>
+      </w:pPr>
+      <w:r>
+        <w:t xml:space="preserve">KEVIN: I will. Can I tell you something? Off the record?</w:t>
+      </w:r>
+    </w:p>
+    <w:p>
+      <w:pPr>
+        <w:pStyle w:val="BodyText"/>
+      </w:pPr>
+      <w:r>
+        <w:t xml:space="preserve">NOAH: Of course.</w:t>
+      </w:r>
+    </w:p>
+    <w:p>
+      <w:pPr>
+        <w:pStyle w:val="BodyText"/>
+      </w:pPr>
+      <w:r>
+        <w:t xml:space="preserve">KEVIN: Another filler startup called me last month. Asking very similar questions.</w:t>
+      </w:r>
+    </w:p>
+    <w:p>
+      <w:pPr>
+        <w:pStyle w:val="BodyText"/>
+      </w:pPr>
+      <w:r>
+        <w:t xml:space="preserve">PRIYA: Similar how?</w:t>
+      </w:r>
+    </w:p>
+    <w:p>
+      <w:pPr>
+        <w:pStyle w:val="BodyText"/>
+      </w:pPr>
+      <w:r>
+        <w:t xml:space="preserve">KEVIN: Fast dissolving. Enzyme-sensitive. That’s all I can say.</w:t>
+      </w:r>
+    </w:p>
+    <w:p>
+      <w:pPr>
+        <w:pStyle w:val="BodyText"/>
+      </w:pPr>
+      <w:r>
+        <w:t xml:space="preserve">NOAH: Who were they?</w:t>
+      </w:r>
+    </w:p>
+    <w:p>
+      <w:pPr>
+        <w:pStyle w:val="BodyText"/>
+      </w:pPr>
+      <w:r>
+        <w:t xml:space="preserve">KEVIN: I can’t tell you. Confidentiality. Same as I’d do for you.</w:t>
+      </w:r>
+    </w:p>
+    <w:p>
+      <w:pPr>
+        <w:pStyle w:val="BodyText"/>
+      </w:pPr>
+      <w:r>
+        <w:t xml:space="preserve">MARCUS: Understood. We respect that.</w:t>
+      </w:r>
+    </w:p>
+    <w:p>
+      <w:pPr>
+        <w:pStyle w:val="BodyText"/>
+      </w:pPr>
+      <w:r>
+        <w:t xml:space="preserve">KEVIN: I told them we were full until next year. You, I’m making room for. Our slots are limited, so I choose partners carefully. Not every company that calls gets one.</w:t>
+      </w:r>
+    </w:p>
+    <w:p>
+      <w:pPr>
+        <w:pStyle w:val="BodyText"/>
+      </w:pPr>
+      <w:r>
+        <w:t xml:space="preserve">NOAH: Why us?</w:t>
+      </w:r>
+    </w:p>
+    <w:p>
+      <w:pPr>
+        <w:pStyle w:val="BodyText"/>
+      </w:pPr>
+      <w:r>
+        <w:t xml:space="preserve">KEVIN: Your RFQ was honest. And they said</w:t>
+      </w:r>
       <w:r>
         <w:t xml:space="preserve"> </w:t>
       </w:r>
       <w:r>
-        <w:t xml:space="preserve">케빈: 좋은 미팅이었어요. 월요일까지 전부 서면으로 보낼게요.</w:t>
-      </w:r>
-    </w:p>
-    <w:p>
-      <w:pPr>
-        <w:numPr>
-          <w:ilvl w:val="0"/>
-          <w:numId w:val="1005"/>
-        </w:numPr>
-      </w:pPr>
-      <w:r>
-        <w:t xml:space="preserve">MARCUS: Thank you, Kevin. And thank Sandra for the hard questions.</w:t>
+        <w:t xml:space="preserve">“</w:t>
+      </w:r>
+      <w:r>
+        <w:t xml:space="preserve">a million easily</w:t>
+      </w:r>
+      <w:r>
+        <w:t xml:space="preserve">”</w:t>
       </w:r>
       <w:r>
         <w:t xml:space="preserve"> </w:t>
       </w:r>
       <w:r>
-        <w:t xml:space="preserve">마커스: 고마워요, 케빈. 그리고 산드라한테 어려운 질문 고맙다고 전해 줘요.</w:t>
-      </w:r>
-    </w:p>
-    <w:p>
-      <w:pPr>
-        <w:numPr>
-          <w:ilvl w:val="0"/>
-          <w:numId w:val="1005"/>
-        </w:numPr>
-      </w:pPr>
-      <w:r>
-        <w:t xml:space="preserve">KEVIN: I will. Can I tell you something? Off the record?</w:t>
-      </w:r>
-      <w:r>
-        <w:t xml:space="preserve"> </w:t>
-      </w:r>
-      <w:r>
-        <w:t xml:space="preserve">케빈: 그럴게요. 하나 말씀드려도 될까요? 비공식적으로?</w:t>
-      </w:r>
-    </w:p>
-    <w:p>
-      <w:pPr>
-        <w:numPr>
-          <w:ilvl w:val="0"/>
-          <w:numId w:val="1005"/>
-        </w:numPr>
-      </w:pPr>
-      <w:r>
-        <w:t xml:space="preserve">NOAH: Of course.</w:t>
-      </w:r>
-      <w:r>
-        <w:t xml:space="preserve"> </w:t>
-      </w:r>
-      <w:r>
-        <w:t xml:space="preserve">노아: 물론이죠.</w:t>
-      </w:r>
-    </w:p>
-    <w:p>
-      <w:pPr>
-        <w:numPr>
-          <w:ilvl w:val="0"/>
-          <w:numId w:val="1005"/>
-        </w:numPr>
-      </w:pPr>
-      <w:r>
-        <w:t xml:space="preserve">KEVIN: Another filler startup called me last month. Asking very similar questions.</w:t>
-      </w:r>
-      <w:r>
-        <w:t xml:space="preserve"> </w:t>
-      </w:r>
-      <w:r>
-        <w:t xml:space="preserve">케빈: 지난달에 다른 필러 스타트업이 전화했어요. 아주 비슷한 질문을 하면서요.</w:t>
-      </w:r>
-    </w:p>
-    <w:p>
-      <w:pPr>
-        <w:numPr>
-          <w:ilvl w:val="0"/>
-          <w:numId w:val="1005"/>
-        </w:numPr>
-      </w:pPr>
-      <w:r>
-        <w:t xml:space="preserve">PRIYA: Similar how?</w:t>
-      </w:r>
-      <w:r>
-        <w:t xml:space="preserve"> </w:t>
-      </w:r>
-      <w:r>
-        <w:t xml:space="preserve">프리야: 어떻게 비슷한데요?</w:t>
-      </w:r>
-    </w:p>
-    <w:p>
-      <w:pPr>
-        <w:numPr>
-          <w:ilvl w:val="0"/>
-          <w:numId w:val="1005"/>
-        </w:numPr>
-      </w:pPr>
-      <w:r>
-        <w:t xml:space="preserve">KEVIN: Fast dissolving. Enzyme-sensitive. That’s all I can say.</w:t>
-      </w:r>
-      <w:r>
-        <w:t xml:space="preserve"> </w:t>
-      </w:r>
-      <w:r>
-        <w:t xml:space="preserve">케빈: 빠른 용해. 효소 감응성. 제가 말할 수 있는 건 그게 다예요.</w:t>
-      </w:r>
-    </w:p>
-    <w:p>
-      <w:pPr>
-        <w:numPr>
-          <w:ilvl w:val="0"/>
-          <w:numId w:val="1005"/>
-        </w:numPr>
-      </w:pPr>
-      <w:r>
-        <w:t xml:space="preserve">NOAH: Who were they?</w:t>
-      </w:r>
-      <w:r>
-        <w:t xml:space="preserve"> </w:t>
-      </w:r>
-      <w:r>
-        <w:t xml:space="preserve">노아: 누구였어요?</w:t>
-      </w:r>
-    </w:p>
-    <w:p>
-      <w:pPr>
-        <w:numPr>
-          <w:ilvl w:val="0"/>
-          <w:numId w:val="1005"/>
-        </w:numPr>
-      </w:pPr>
-      <w:r>
-        <w:t xml:space="preserve">KEVIN: I can’t tell you. Confidentiality. Same as I’d do for you.</w:t>
-      </w:r>
-      <w:r>
-        <w:t xml:space="preserve"> </w:t>
-      </w:r>
-      <w:r>
-        <w:t xml:space="preserve">케빈: 말씀드릴 수 없어요. 기밀이에요. 여러분께도 똑같이 지킬 거고요.</w:t>
-      </w:r>
-    </w:p>
-    <w:p>
-      <w:pPr>
-        <w:numPr>
-          <w:ilvl w:val="0"/>
-          <w:numId w:val="1005"/>
-        </w:numPr>
-      </w:pPr>
-      <w:r>
-        <w:t xml:space="preserve">MARCUS: Understood. We respect that.</w:t>
-      </w:r>
-      <w:r>
-        <w:t xml:space="preserve"> </w:t>
-      </w:r>
-      <w:r>
-        <w:t xml:space="preserve">마커스: 이해해요. 존중합니다.</w:t>
-      </w:r>
-    </w:p>
-    <w:p>
-      <w:pPr>
-        <w:numPr>
-          <w:ilvl w:val="0"/>
-          <w:numId w:val="1005"/>
-        </w:numPr>
-      </w:pPr>
-      <w:r>
-        <w:t xml:space="preserve">KEVIN: I told them we were full until next year. You, I’m making room for. Our slots are limited, so I choose partners carefully. Not every company that calls gets one.</w:t>
-      </w:r>
-      <w:r>
-        <w:t xml:space="preserve"> </w:t>
-      </w:r>
-      <w:r>
-        <w:t xml:space="preserve">케빈: 그쪽엔 내년까지 꽉 찼다고 했어요. 여러분을 위해선 자리를 만드는 거고요. 저희 슬롯은 한정돼 있어서 파트너를 신중하게 골라요. 전화하는 회사가 다 자리를 얻는 건 아니에요.</w:t>
-      </w:r>
-    </w:p>
-    <w:p>
-      <w:pPr>
-        <w:numPr>
-          <w:ilvl w:val="0"/>
-          <w:numId w:val="1005"/>
-        </w:numPr>
-      </w:pPr>
-      <w:r>
-        <w:t xml:space="preserve">NOAH: Why us?</w:t>
-      </w:r>
-      <w:r>
-        <w:t xml:space="preserve"> </w:t>
-      </w:r>
-      <w:r>
-        <w:t xml:space="preserve">노아: 왜 저희예요?</w:t>
-      </w:r>
-    </w:p>
-    <w:p>
-      <w:pPr>
-        <w:numPr>
-          <w:ilvl w:val="0"/>
-          <w:numId w:val="1005"/>
-        </w:numPr>
-      </w:pPr>
-      <w:r>
-        <w:t xml:space="preserve">KEVIN: Your RFQ was honest. And they said</w:t>
-      </w:r>
-      <w:r>
-        <w:t xml:space="preserve"> </w:t>
-      </w:r>
-      <w:r>
-        <w:t xml:space="preserve">“</w:t>
-      </w:r>
-      <w:r>
-        <w:t xml:space="preserve">a million easily</w:t>
-      </w:r>
-      <w:r>
-        <w:t xml:space="preserve">”</w:t>
-      </w:r>
-      <w:r>
-        <w:t xml:space="preserve"> </w:t>
-      </w:r>
-      <w:r>
         <w:t xml:space="preserve">three times.</w:t>
       </w:r>
-      <w:r>
-        <w:t xml:space="preserve"> </w:t>
-      </w:r>
-      <w:r>
-        <w:t xml:space="preserve">케빈: RFQ가 솔직했어요. 그리고 그쪽은</w:t>
-      </w:r>
-      <w:r>
-        <w:t xml:space="preserve"> </w:t>
-      </w:r>
-      <w:r>
-        <w:t xml:space="preserve">“</w:t>
-      </w:r>
-      <w:r>
-        <w:t xml:space="preserve">쉽게 100만 개</w:t>
-      </w:r>
-      <w:r>
-        <w:t xml:space="preserve">”</w:t>
-      </w:r>
-      <w:r>
-        <w:t xml:space="preserve">를 세 번이나 말했거든요.</w:t>
-      </w:r>
-    </w:p>
-    <w:p>
-      <w:pPr>
-        <w:numPr>
-          <w:ilvl w:val="0"/>
-          <w:numId w:val="1005"/>
-        </w:numPr>
+    </w:p>
+    <w:p>
+      <w:pPr>
+        <w:pStyle w:val="BodyText"/>
       </w:pPr>
       <w:r>
         <w:t xml:space="preserve">PRIYA: Enzyme-sensitive. Noah, the idea is public. My thesis is published, and someone’s reading chapter four very carefully. If they’re already calling manufacturers, they’re not far behind us.</w:t>
       </w:r>
-      <w:r>
-        <w:t xml:space="preserve"> </w:t>
-      </w:r>
-      <w:r>
-        <w:t xml:space="preserve">프리야: 효소 감응성. 노아, 아이디어는 공개돼 있어. 내 논문은 출판됐고, 누군가 4장을 아주 꼼꼼히 읽고 있어. 벌써 생산업체에 전화하고 있다면, 우리 바로 뒤에 있는 거야.</w:t>
-      </w:r>
-    </w:p>
-    <w:p>
-      <w:pPr>
-        <w:numPr>
-          <w:ilvl w:val="0"/>
-          <w:numId w:val="1005"/>
-        </w:numPr>
+    </w:p>
+    <w:p>
+      <w:pPr>
+        <w:pStyle w:val="BodyText"/>
       </w:pPr>
       <w:r>
         <w:t xml:space="preserve">NOAH: Then we’d better move faster than whoever they are.</w:t>
-      </w:r>
-      <w:r>
-        <w:t xml:space="preserve"> </w:t>
-      </w:r>
-      <w:r>
-        <w:t xml:space="preserve">노아: 그럼 그게 누구든 우리가 더 빨리 움직여야겠네.</w:t>
       </w:r>
     </w:p>
     <w:p>
@@ -2438,7 +1307,7 @@
               <w:jc w:val="left"/>
             </w:pPr>
             <w:r>
-              <w:t xml:space="preserve">02턴. 화상·전화 회의 시작 시 응답.</w:t>
+              <w:t xml:space="preserve">도입. 화상·전화 회의 시작 시 응답.</w:t>
             </w:r>
           </w:p>
         </w:tc>
@@ -2488,7 +1357,7 @@
               <w:jc w:val="left"/>
             </w:pPr>
             <w:r>
-              <w:t xml:space="preserve">08~09턴. 공급사에 사양·물량·일정을 보내 가격을 요청하는 문서.</w:t>
+              <w:t xml:space="preserve">도입. 공급사에 사양·물량·일정을 보내 가격을 요청하는 문서.</w:t>
             </w:r>
           </w:p>
         </w:tc>
@@ -2538,7 +1407,7 @@
               <w:jc w:val="left"/>
             </w:pPr>
             <w:r>
-              <w:t xml:space="preserve">18턴. 공급사가 수요 규모를 확인하는 질문.</w:t>
+              <w:t xml:space="preserve">장면1. 공급사가 수요 규모를 확인하는 질문.</w:t>
             </w:r>
           </w:p>
         </w:tc>
@@ -2588,7 +1457,7 @@
               <w:jc w:val="left"/>
             </w:pPr>
             <w:r>
-              <w:t xml:space="preserve">20턴. 제조업 협상의 핵심 조건.</w:t>
+              <w:t xml:space="preserve">장면1. 제조업 협상의 핵심 조건.</w:t>
             </w:r>
           </w:p>
         </w:tc>
@@ -2638,7 +1507,7 @@
               <w:jc w:val="left"/>
             </w:pPr>
             <w:r>
-              <w:t xml:space="preserve">25턴. 개발사의 공정을 생산업체가 배워 재현하는 과정.</w:t>
+              <w:t xml:space="preserve">장면1. 개발사의 공정을 생산업체가 배워 재현하는 과정.</w:t>
             </w:r>
           </w:p>
         </w:tc>
@@ -2688,7 +1557,7 @@
               <w:jc w:val="left"/>
             </w:pPr>
             <w:r>
-              <w:t xml:space="preserve">58턴. 상대의 계획·절차를 단계별로 요청할 때.</w:t>
+              <w:t xml:space="preserve">장면2. 상대의 계획·절차를 단계별로 요청할 때.</w:t>
             </w:r>
           </w:p>
         </w:tc>
@@ -2738,7 +1607,7 @@
               <w:jc w:val="left"/>
             </w:pPr>
             <w:r>
-              <w:t xml:space="preserve">65턴. 공급사 품질 확인의 기본 질문.</w:t>
+              <w:t xml:space="preserve">장면2. 공급사 품질 확인의 기본 질문.</w:t>
             </w:r>
           </w:p>
         </w:tc>
@@ -2788,7 +1657,7 @@
               <w:jc w:val="left"/>
             </w:pPr>
             <w:r>
-              <w:t xml:space="preserve">79턴. 현실적인 수요 예측 방식.</w:t>
+              <w:t xml:space="preserve">장면2. 현실적인 수요 예측 방식.</w:t>
             </w:r>
           </w:p>
         </w:tc>
@@ -2838,7 +1707,7 @@
               <w:jc w:val="left"/>
             </w:pPr>
             <w:r>
-              <w:t xml:space="preserve">98턴. 가격 절충을 제안할 때.</w:t>
+              <w:t xml:space="preserve">절정·전환. 가격 절충을 제안할 때.</w:t>
             </w:r>
           </w:p>
         </w:tc>
@@ -2888,7 +1757,7 @@
               <w:jc w:val="left"/>
             </w:pPr>
             <w:r>
-              <w:t xml:space="preserve">93턴. 독점을 피하면서도 장기 관계를 약속하는 표현.</w:t>
+              <w:t xml:space="preserve">절정·전환. 독점을 피하면서도 장기 관계를 약속하는 표현.</w:t>
             </w:r>
           </w:p>
         </w:tc>
@@ -3181,7 +2050,7 @@
           <w:bCs/>
           <w:b/>
         </w:rPr>
-        <w:t xml:space="preserve">22턴 KEVIN:</w:t>
+        <w:t xml:space="preserve">KEVIN (장면1):</w:t>
       </w:r>
       <w:r>
         <w:t xml:space="preserve"> </w:t>
@@ -3414,9 +2283,1087 @@
         <w:t xml:space="preserve">소량 주문 할인을 요구하는 고객에게 공급사 입장에서 같은 구조로 30단어 안팎으로 설명해 보기.</w:t>
       </w:r>
     </w:p>
+    <w:p>
+      <w:r>
+        <w:pict>
+          <v:rect style="width:0;height:1.5pt" o:hralign="center" o:hrstd="t" o:hr="t"/>
+        </w:pict>
+      </w:r>
+    </w:p>
     <w:bookmarkEnd w:id="30"/>
     <w:bookmarkEnd w:id="31"/>
+    <w:bookmarkStart w:id="37" w:name="한국어-번역"/>
+    <w:p>
+      <w:pPr>
+        <w:pStyle w:val="Heading2"/>
+      </w:pPr>
+      <w:r>
+        <w:t xml:space="preserve">한국어 번역</w:t>
+      </w:r>
+    </w:p>
+    <w:bookmarkStart w:id="32" w:name="도입-화상-통화-월요일-오전-10시-1"/>
+    <w:p>
+      <w:pPr>
+        <w:pStyle w:val="Heading3"/>
+      </w:pPr>
+      <w:r>
+        <w:t xml:space="preserve">도입 — 화상 통화, 월요일 오전 10시</w:t>
+      </w:r>
+    </w:p>
+    <w:p>
+      <w:pPr>
+        <w:pStyle w:val="FirstParagraph"/>
+      </w:pPr>
+      <w:r>
+        <w:t xml:space="preserve">케빈: 안녕하세요, Veyra! 메리디언 바이오필의 케빈 리우입니다. 들리세요?</w:t>
+      </w:r>
+    </w:p>
+    <w:p>
+      <w:pPr>
+        <w:pStyle w:val="BodyText"/>
+      </w:pPr>
+      <w:r>
+        <w:t xml:space="preserve">마커스: 아주 잘 들려요, 케빈. 마커스 웹입니다. 회신 감사해요.</w:t>
+      </w:r>
+    </w:p>
+    <w:p>
+      <w:pPr>
+        <w:pStyle w:val="BodyText"/>
+      </w:pPr>
+      <w:r>
+        <w:t xml:space="preserve">케빈: 마커스 웹. 코윈 출신이죠? 이름 들어 봤어요.</w:t>
+      </w:r>
+    </w:p>
+    <w:p>
+      <w:pPr>
+        <w:pStyle w:val="BodyText"/>
+      </w:pPr>
+      <w:r>
+        <w:t xml:space="preserve">마커스: 좋은 얘기였길 바라요.</w:t>
+      </w:r>
+    </w:p>
+    <w:p>
+      <w:pPr>
+        <w:pStyle w:val="BodyText"/>
+      </w:pPr>
+      <w:r>
+        <w:t xml:space="preserve">케빈:</w:t>
+      </w:r>
+      <w:r>
+        <w:t xml:space="preserve"> </w:t>
+      </w:r>
+      <w:r>
+        <w:t xml:space="preserve">“</w:t>
+      </w:r>
+      <w:r>
+        <w:t xml:space="preserve">리콜 제로인 사람.</w:t>
+      </w:r>
+      <w:r>
+        <w:t xml:space="preserve">”</w:t>
+      </w:r>
+      <w:r>
+        <w:t xml:space="preserve"> </w:t>
+      </w:r>
+      <w:r>
+        <w:t xml:space="preserve">다들 그렇게 말하던데요.</w:t>
+      </w:r>
+    </w:p>
+    <w:p>
+      <w:pPr>
+        <w:pStyle w:val="BodyText"/>
+      </w:pPr>
+      <w:r>
+        <w:t xml:space="preserve">노아: 안녕하세요, 케빈. CEO 노아 베넷이에요. 그리고 저희 CTO 프리야 라만.</w:t>
+      </w:r>
+    </w:p>
+    <w:p>
+      <w:pPr>
+        <w:pStyle w:val="BodyText"/>
+      </w:pPr>
+      <w:r>
+        <w:t xml:space="preserve">프리야: 반갑습니다.</w:t>
+      </w:r>
+    </w:p>
+    <w:p>
+      <w:pPr>
+        <w:pStyle w:val="BodyText"/>
+      </w:pPr>
+      <w:r>
+        <w:t xml:space="preserve">케빈: 다들 반가워요. 주말에 RFQ 읽었어요.</w:t>
+      </w:r>
+    </w:p>
+    <w:p>
+      <w:pPr>
+        <w:pStyle w:val="BodyText"/>
+      </w:pPr>
+      <w:r>
+        <w:t xml:space="preserve">노아: 저희 견적 요청서요. 마커스가 썼어요.</w:t>
+      </w:r>
+    </w:p>
+    <w:p>
+      <w:pPr>
+        <w:pStyle w:val="BodyText"/>
+      </w:pPr>
+      <w:r>
+        <w:t xml:space="preserve">케빈: 아주 명확했어요. 사양, 물량, 일정이 전부 깔끔하게 정리돼 있었죠. 스타트업치고 드물어요. 대부분은 피치 덱을 보내 놓고 뭐가 필요한지 저보고 짐작하라고 하거든요.</w:t>
+      </w:r>
+    </w:p>
+    <w:p>
+      <w:pPr>
+        <w:pStyle w:val="BodyText"/>
+      </w:pPr>
+      <w:r>
+        <w:t xml:space="preserve">마커스: 군대 버릇이에요. 적혀 있지 않으면 일어나지 않은 거죠.</w:t>
+      </w:r>
+    </w:p>
+    <w:p>
+      <w:pPr>
+        <w:pStyle w:val="BodyText"/>
+      </w:pPr>
+      <w:r>
+        <w:t xml:space="preserve">케빈: 좋네요. 시작하기 전에 질문 하나. 할번과 일하세요?</w:t>
+      </w:r>
+    </w:p>
+    <w:p>
+      <w:pPr>
+        <w:pStyle w:val="BodyText"/>
+      </w:pPr>
+      <w:r>
+        <w:t xml:space="preserve">노아: 아니요. 저희 중 두 명이 거기서 일했었어요. 왜요?</w:t>
+      </w:r>
+    </w:p>
+    <w:p>
+      <w:pPr>
+        <w:pStyle w:val="BodyText"/>
+      </w:pPr>
+      <w:r>
+        <w:t xml:space="preserve">케빈: 그냥 확인차요. 저희도 그쪽과 일 안 해요. 이해충돌 없음.</w:t>
+      </w:r>
+    </w:p>
+    <w:p>
+      <w:pPr>
+        <w:pStyle w:val="BodyText"/>
+      </w:pPr>
+      <w:r>
+        <w:t xml:space="preserve">마커스: 바로 그래서 당신한테 제일 먼저 전화한 거예요.</w:t>
+      </w:r>
+    </w:p>
     <w:bookmarkEnd w:id="32"/>
+    <w:bookmarkStart w:id="33" w:name="장면1-rfq-moq-기술-이전-1"/>
+    <w:p>
+      <w:pPr>
+        <w:pStyle w:val="Heading3"/>
+      </w:pPr>
+      <w:r>
+        <w:t xml:space="preserve">장면1 — RFQ, MOQ, 기술 이전</w:t>
+      </w:r>
+    </w:p>
+    <w:p>
+      <w:pPr>
+        <w:pStyle w:val="FirstParagraph"/>
+      </w:pPr>
+      <w:r>
+        <w:t xml:space="preserve">케빈: 필요하신 걸 하나씩 보죠. 무균 사전 충전 주사기. 히알루론산 젤.</w:t>
+      </w:r>
+    </w:p>
+    <w:p>
+      <w:pPr>
+        <w:pStyle w:val="BodyText"/>
+      </w:pPr>
+      <w:r>
+        <w:t xml:space="preserve">프리야: 각 1밀리리터. 리도카인 포함. 상온 보관.</w:t>
+      </w:r>
+    </w:p>
+    <w:p>
+      <w:pPr>
+        <w:pStyle w:val="BodyText"/>
+      </w:pPr>
+      <w:r>
+        <w:t xml:space="preserve">케빈: 매일 하는 일이에요. 물량은 어느 정도 생각하세요?</w:t>
+      </w:r>
+    </w:p>
+    <w:p>
+      <w:pPr>
+        <w:pStyle w:val="BodyText"/>
+      </w:pPr>
+      <w:r>
+        <w:t xml:space="preserve">마커스: 동물 시험용으로 약 500개. 임상시험용으로 2,000개 정도.</w:t>
+      </w:r>
+    </w:p>
+    <w:p>
+      <w:pPr>
+        <w:pStyle w:val="BodyText"/>
+      </w:pPr>
+      <w:r>
+        <w:t xml:space="preserve">케빈: 흠. 저희 최소 주문량은 배치당 3,000개예요.</w:t>
+      </w:r>
+    </w:p>
+    <w:p>
+      <w:pPr>
+        <w:pStyle w:val="BodyText"/>
+      </w:pPr>
+      <w:r>
+        <w:t xml:space="preserve">노아: 3,000개요. 저희가 필요한 것보다 많네요.</w:t>
+      </w:r>
+    </w:p>
+    <w:p>
+      <w:pPr>
+        <w:pStyle w:val="BodyText"/>
+      </w:pPr>
+      <w:r>
+        <w:t xml:space="preserve">케빈: 이해해요. 하지만 라인 세팅 비용은 배치가 크든 작든 똑같아요. 세척, 보정, 밸리데이션, 같은 인력에 같은 시간이 들죠. 배치가 작으면 그 비용을 더 적은 주사기로 나눌 뿐이에요.</w:t>
+      </w:r>
+    </w:p>
+    <w:p>
+      <w:pPr>
+        <w:pStyle w:val="BodyText"/>
+      </w:pPr>
+      <w:r>
+        <w:t xml:space="preserve">마커스: 맞아요. 세팅이 비싼 부분이죠. 저도 직접 계산해 봤어요.</w:t>
+      </w:r>
+    </w:p>
+    <w:p>
+      <w:pPr>
+        <w:pStyle w:val="BodyText"/>
+      </w:pPr>
+      <w:r>
+        <w:t xml:space="preserve">프리야: 기술 이전은요? 여기선 어떻게 진행돼요?</w:t>
+      </w:r>
+    </w:p>
+    <w:p>
+      <w:pPr>
+        <w:pStyle w:val="BodyText"/>
+      </w:pPr>
+      <w:r>
+        <w:t xml:space="preserve">케빈: 기술 이전은 저희에게 레시피를 가르쳐 주시는 거예요. 그다음 저희가 반복 재현할 수 있다는 걸 증명하고요.</w:t>
+      </w:r>
+    </w:p>
+    <w:p>
+      <w:pPr>
+        <w:pStyle w:val="BodyText"/>
+      </w:pPr>
+      <w:r>
+        <w:t xml:space="preserve">노아: 얼마나 걸려요?</w:t>
+      </w:r>
+    </w:p>
+    <w:p>
+      <w:pPr>
+        <w:pStyle w:val="BodyText"/>
+      </w:pPr>
+      <w:r>
+        <w:t xml:space="preserve">케빈: 보통 4개월에서 6개월이요. 진짜 제품 전에 시험 배치 세 번.</w:t>
+      </w:r>
+    </w:p>
+    <w:p>
+      <w:pPr>
+        <w:pStyle w:val="BodyText"/>
+      </w:pPr>
+      <w:r>
+        <w:t xml:space="preserve">프리야: 그리고 솔직히 말씀드리면, 저희 레시피는 아직 확정이 아니에요. 압출 문제를 고치는 중이에요. 젤이 바늘을 통과하기엔 너무 뻑뻑해서, 오늘 알려 드리는 건 다음 달에 바뀔 수도 있어요.</w:t>
+      </w:r>
+    </w:p>
+    <w:p>
+      <w:pPr>
+        <w:pStyle w:val="BodyText"/>
+      </w:pPr>
+      <w:r>
+        <w:t xml:space="preserve">케빈: 솔직하시네요. 고마워요. 많은 스타트업이 다 준비된 척하거든요.</w:t>
+      </w:r>
+    </w:p>
+    <w:p>
+      <w:pPr>
+        <w:pStyle w:val="BodyText"/>
+      </w:pPr>
+      <w:r>
+        <w:t xml:space="preserve">노아: 초기 신호, 아직 미확인. 그게 저희 표현이에요.</w:t>
+      </w:r>
+    </w:p>
+    <w:p>
+      <w:pPr>
+        <w:pStyle w:val="BodyText"/>
+      </w:pPr>
+      <w:r>
+        <w:t xml:space="preserve">케빈: 좋은 표현이네요. 자, 일정. 다음 빈 슬롯은 2분기예요.</w:t>
+      </w:r>
+    </w:p>
+    <w:p>
+      <w:pPr>
+        <w:pStyle w:val="BodyText"/>
+      </w:pPr>
+      <w:r>
+        <w:t xml:space="preserve">마커스: 내년 2분기. 우리 계획과 맞아요.</w:t>
+      </w:r>
+    </w:p>
+    <w:p>
+      <w:pPr>
+        <w:pStyle w:val="BodyText"/>
+      </w:pPr>
+      <w:r>
+        <w:t xml:space="preserve">노아: 그리고 가격은요? 대략?</w:t>
+      </w:r>
+    </w:p>
+    <w:p>
+      <w:pPr>
+        <w:pStyle w:val="BodyText"/>
+      </w:pPr>
+      <w:r>
+        <w:t xml:space="preserve">케빈: 정식 견적을 보낼게요. 하지만 대략 기술 이전은 30만 달러 정도예요.</w:t>
+      </w:r>
+    </w:p>
+    <w:p>
+      <w:pPr>
+        <w:pStyle w:val="BodyText"/>
+      </w:pPr>
+      <w:r>
+        <w:t xml:space="preserve">노아: 30만 달러. 네.</w:t>
+      </w:r>
+    </w:p>
+    <w:p>
+      <w:pPr>
+        <w:pStyle w:val="BodyText"/>
+      </w:pPr>
+      <w:r>
+        <w:t xml:space="preserve">케빈: 임상용 주사기는 개당 50달러 정도. 상업용 가격은 나중에 더 낮아지고요.</w:t>
+      </w:r>
+    </w:p>
+    <w:p>
+      <w:pPr>
+        <w:pStyle w:val="BodyText"/>
+      </w:pPr>
+      <w:r>
+        <w:t xml:space="preserve">프리야: 주사기당 50달러. 3,000개면.</w:t>
+      </w:r>
+    </w:p>
+    <w:p>
+      <w:pPr>
+        <w:pStyle w:val="BodyText"/>
+      </w:pPr>
+      <w:r>
+        <w:t xml:space="preserve">마커스: 배치당 15만 달러. 거기에 기술 이전 비용.</w:t>
+      </w:r>
+    </w:p>
+    <w:p>
+      <w:pPr>
+        <w:pStyle w:val="BodyText"/>
+      </w:pPr>
+      <w:r>
+        <w:t xml:space="preserve">노아: 우리 돈의 거의 3분의 1이에요. 환자 한 명 보기도 전에. 그런데 같은 계좌에서 동물 시험, 월급, 실험실 공간까지 다 나가야 해요. 엄청나게 큰 지출이죠.</w:t>
+      </w:r>
+    </w:p>
+    <w:p>
+      <w:pPr>
+        <w:pStyle w:val="BodyText"/>
+      </w:pPr>
+      <w:r>
+        <w:t xml:space="preserve">케빈: 신생 회사엔 큰돈이라는 거 알아요. 이 업계에선 정상이에요.</w:t>
+      </w:r>
+    </w:p>
+    <w:p>
+      <w:pPr>
+        <w:pStyle w:val="BodyText"/>
+      </w:pPr>
+      <w:r>
+        <w:t xml:space="preserve">마커스: 케빈, 결정하기 전에 시설을 방문해도 될까요?</w:t>
+      </w:r>
+    </w:p>
+    <w:p>
+      <w:pPr>
+        <w:pStyle w:val="BodyText"/>
+      </w:pPr>
+      <w:r>
+        <w:t xml:space="preserve">케빈: 물론이죠. 오히려 권하고 싶어요. 화상 통화만 보고 생산업체를 고르면 절대 안 돼요.</w:t>
+      </w:r>
+    </w:p>
+    <w:p>
+      <w:pPr>
+        <w:pStyle w:val="BodyText"/>
+      </w:pPr>
+      <w:r>
+        <w:t xml:space="preserve">노아: 다음 주 목요일 어때요?</w:t>
+      </w:r>
+    </w:p>
+    <w:p>
+      <w:pPr>
+        <w:pStyle w:val="BodyText"/>
+      </w:pPr>
+      <w:r>
+        <w:t xml:space="preserve">케빈: 목요일 좋아요. 뉴저지 에디슨. 편한 신발 신고 오세요. 그리고 화장은 하지 마세요.</w:t>
+      </w:r>
+    </w:p>
+    <w:p>
+      <w:pPr>
+        <w:pStyle w:val="BodyText"/>
+      </w:pPr>
+      <w:r>
+        <w:t xml:space="preserve">프리야: 화장 금지요?</w:t>
+      </w:r>
+    </w:p>
+    <w:p>
+      <w:pPr>
+        <w:pStyle w:val="BodyText"/>
+      </w:pPr>
+      <w:r>
+        <w:t xml:space="preserve">케빈: 클린룸 규칙이에요. 화장품에서 입자가 떨어지거든요. 저희 공기는 병원보다 깨끗해요.</w:t>
+      </w:r>
+    </w:p>
+    <w:p>
+      <w:pPr>
+        <w:pStyle w:val="BodyText"/>
+      </w:pPr>
+      <w:r>
+        <w:t xml:space="preserve">마커스: 표준 규정이에요. 팀원들한테 알려 줄게요.</w:t>
+      </w:r>
+    </w:p>
+    <w:p>
+      <w:pPr>
+        <w:pStyle w:val="BodyText"/>
+      </w:pPr>
+      <w:r>
+        <w:t xml:space="preserve">케빈: 하나 더요. 투자는 받으셨어요? 여쭤봐야 해서요.</w:t>
+      </w:r>
+    </w:p>
+    <w:p>
+      <w:pPr>
+        <w:pStyle w:val="BodyText"/>
+      </w:pPr>
+      <w:r>
+        <w:t xml:space="preserve">노아: 프리시드로 150만 달러요. 다음은 시드 라운드예요.</w:t>
+      </w:r>
+    </w:p>
+    <w:p>
+      <w:pPr>
+        <w:pStyle w:val="BodyText"/>
+      </w:pPr>
+      <w:r>
+        <w:t xml:space="preserve">케빈: 좋아요. 그것도 솔직하네요. 목요일에 봬요.</w:t>
+      </w:r>
+    </w:p>
+    <w:bookmarkEnd w:id="33"/>
+    <w:bookmarkStart w:id="34" w:name="장면2-뉴저지-공장-방문-목요일-1"/>
+    <w:p>
+      <w:pPr>
+        <w:pStyle w:val="Heading3"/>
+      </w:pPr>
+      <w:r>
+        <w:t xml:space="preserve">장면2 — 뉴저지 공장 방문, 목요일</w:t>
+      </w:r>
+    </w:p>
+    <w:p>
+      <w:pPr>
+        <w:pStyle w:val="FirstParagraph"/>
+      </w:pPr>
+      <w:r>
+        <w:t xml:space="preserve">케빈: 메리디언에 오신 걸 환영해요. 가운, 헤어캡, 덧신. 그다음 에어 샤워.</w:t>
+      </w:r>
+    </w:p>
+    <w:p>
+      <w:pPr>
+        <w:pStyle w:val="BodyText"/>
+      </w:pPr>
+      <w:r>
+        <w:t xml:space="preserve">노아: 에어 샤워요?</w:t>
+      </w:r>
+    </w:p>
+    <w:p>
+      <w:pPr>
+        <w:pStyle w:val="BodyText"/>
+      </w:pPr>
+      <w:r>
+        <w:t xml:space="preserve">마커스: 몸에 붙은 먼지를 날려 줘. 15초. 팔 들고 있어.</w:t>
+      </w:r>
+    </w:p>
+    <w:p>
+      <w:pPr>
+        <w:pStyle w:val="BodyText"/>
+      </w:pPr>
+      <w:r>
+        <w:t xml:space="preserve">프리야: 우주비행사가 된 기분이에요.</w:t>
+      </w:r>
+    </w:p>
+    <w:p>
+      <w:pPr>
+        <w:pStyle w:val="BodyText"/>
+      </w:pPr>
+      <w:r>
+        <w:t xml:space="preserve">케빈: 다들 그렇게 말해요. 이쪽은 품질 책임자 산드라예요.</w:t>
+      </w:r>
+    </w:p>
+    <w:p>
+      <w:pPr>
+        <w:pStyle w:val="BodyText"/>
+      </w:pPr>
+      <w:r>
+        <w:t xml:space="preserve">산드라: 환영합니다. 케빈은 파는 사람이고, 저는 ’안 된다’고 하는 사람이에요.</w:t>
+      </w:r>
+    </w:p>
+    <w:p>
+      <w:pPr>
+        <w:pStyle w:val="BodyText"/>
+      </w:pPr>
+      <w:r>
+        <w:t xml:space="preserve">마커스: 그럼 우리 잘 맞겠네요.</w:t>
+      </w:r>
+    </w:p>
+    <w:p>
+      <w:pPr>
+        <w:pStyle w:val="BodyText"/>
+      </w:pPr>
+      <w:r>
+        <w:t xml:space="preserve">산드라: 투어 전에 멸균 계획을 설명해 주실 수 있어요?</w:t>
+      </w:r>
+    </w:p>
+    <w:p>
+      <w:pPr>
+        <w:pStyle w:val="BodyText"/>
+      </w:pPr>
+      <w:r>
+        <w:t xml:space="preserve">프리야: 충전 후 고압 멸균해요. 최종 멸균이요. 저희 젤은 강도를 96퍼센트 유지해요.</w:t>
+      </w:r>
+    </w:p>
+    <w:p>
+      <w:pPr>
+        <w:pStyle w:val="BodyText"/>
+      </w:pPr>
+      <w:r>
+        <w:t xml:space="preserve">산드라: 몇 배치나 시험하셨어요?</w:t>
+      </w:r>
+    </w:p>
+    <w:p>
+      <w:pPr>
+        <w:pStyle w:val="BodyText"/>
+      </w:pPr>
+      <w:r>
+        <w:t xml:space="preserve">프리야: 솔직히요? 두 배치요. 공유 실험실에서.</w:t>
+      </w:r>
+    </w:p>
+    <w:p>
+      <w:pPr>
+        <w:pStyle w:val="BodyText"/>
+      </w:pPr>
+      <w:r>
+        <w:t xml:space="preserve">산드라: 그럼 기술 이전 전에 데이터가 더 필요해요. 최소 다섯 배치. 두 배치는 운이 좋아서 잘 나올 수도 있어요. 다섯 배치는 그게 제일 잘된 날이 아니라 공정이 안정적이라는 걸 보여 주죠.</w:t>
+      </w:r>
+    </w:p>
+    <w:p>
+      <w:pPr>
+        <w:pStyle w:val="BodyText"/>
+      </w:pPr>
+      <w:r>
+        <w:t xml:space="preserve">프리야: 알겠습니다. 합당하네요.</w:t>
+      </w:r>
+    </w:p>
+    <w:p>
+      <w:pPr>
+        <w:pStyle w:val="BodyText"/>
+      </w:pPr>
+      <w:r>
+        <w:t xml:space="preserve">케빈: 이게 저희 충전 라인이에요. 시간당 주사기 4,000개.</w:t>
+      </w:r>
+    </w:p>
+    <w:p>
+      <w:pPr>
+        <w:pStyle w:val="BodyText"/>
+      </w:pPr>
+      <w:r>
+        <w:t xml:space="preserve">마커스: 좋네요. 불량률은요?</w:t>
+      </w:r>
+    </w:p>
+    <w:p>
+      <w:pPr>
+        <w:pStyle w:val="BodyText"/>
+      </w:pPr>
+      <w:r>
+        <w:t xml:space="preserve">산드라: 작년에 0.5퍼센트 미만이요. 데이터 보여 드릴 수 있어요.</w:t>
+      </w:r>
+    </w:p>
+    <w:p>
+      <w:pPr>
+        <w:pStyle w:val="BodyText"/>
+      </w:pPr>
+      <w:r>
+        <w:t xml:space="preserve">마커스: 부탁해요. 그리고 마지막 FDA 실사는요?</w:t>
+      </w:r>
+    </w:p>
+    <w:p>
+      <w:pPr>
+        <w:pStyle w:val="BodyText"/>
+      </w:pPr>
+      <w:r>
+        <w:t xml:space="preserve">산드라: 18개월 전이요. 경미한 지적 두 건. 둘 다 해결됐어요.</w:t>
+      </w:r>
+    </w:p>
+    <w:p>
+      <w:pPr>
+        <w:pStyle w:val="BodyText"/>
+      </w:pPr>
+      <w:r>
+        <w:t xml:space="preserve">노아: 그게 좋은 거예요?</w:t>
+      </w:r>
+    </w:p>
+    <w:p>
+      <w:pPr>
+        <w:pStyle w:val="BodyText"/>
+      </w:pPr>
+      <w:r>
+        <w:t xml:space="preserve">마커스: 아주 좋은 거야. 0건은 드물어. 경미한 거 두 건이면 건강한 거지.</w:t>
+      </w:r>
+    </w:p>
+    <w:p>
+      <w:pPr>
+        <w:pStyle w:val="BodyText"/>
+      </w:pPr>
+      <w:r>
+        <w:t xml:space="preserve">케빈: 수요 예측을 여쭤봐도 될까요? 3년 차에 주사기 몇 개요?</w:t>
+      </w:r>
+    </w:p>
+    <w:p>
+      <w:pPr>
+        <w:pStyle w:val="BodyText"/>
+      </w:pPr>
+      <w:r>
+        <w:t xml:space="preserve">노아: 3년 차요? 100만 개는 팔 수 있어요. 쉽게요.</w:t>
+      </w:r>
+    </w:p>
+    <w:p>
+      <w:pPr>
+        <w:pStyle w:val="BodyText"/>
+      </w:pPr>
+      <w:r>
+        <w:t xml:space="preserve">마커스: 아. 미안. 테이블을 찼네.</w:t>
+      </w:r>
+    </w:p>
+    <w:p>
+      <w:pPr>
+        <w:pStyle w:val="BodyText"/>
+      </w:pPr>
+      <w:r>
+        <w:t xml:space="preserve">노아: 저를 찼잖아요.</w:t>
+      </w:r>
+    </w:p>
+    <w:p>
+      <w:pPr>
+        <w:pStyle w:val="BodyText"/>
+      </w:pPr>
+      <w:r>
+        <w:t xml:space="preserve">마커스: 그게 그거지. 케빈, 3년 차는 아직 임상 단계예요. 상업 판매는 0개. 임상을 진행하면서 FDA를 기다리고 있을 테니, 저희 주사기는 전부 매장이 아니라 연구에 들어가요.</w:t>
+      </w:r>
+    </w:p>
+    <w:p>
+      <w:pPr>
+        <w:pStyle w:val="BodyText"/>
+      </w:pPr>
+      <w:r>
+        <w:t xml:space="preserve">케빈: 고마워요.</w:t>
+      </w:r>
+      <w:r>
+        <w:t xml:space="preserve"> </w:t>
+      </w:r>
+      <w:r>
+        <w:t xml:space="preserve">“</w:t>
+      </w:r>
+      <w:r>
+        <w:t xml:space="preserve">쉽게 100만 개</w:t>
+      </w:r>
+      <w:r>
+        <w:t xml:space="preserve">”</w:t>
+      </w:r>
+      <w:r>
+        <w:t xml:space="preserve"> </w:t>
+      </w:r>
+      <w:r>
+        <w:t xml:space="preserve">소리는 매주 들어요. 한 번도 맞은 적이 없죠.</w:t>
+      </w:r>
+    </w:p>
+    <w:p>
+      <w:pPr>
+        <w:pStyle w:val="BodyText"/>
+      </w:pPr>
+      <w:r>
+        <w:t xml:space="preserve">노아: 죄송해요. 마케팅 버릇이에요.</w:t>
+      </w:r>
+    </w:p>
+    <w:p>
+      <w:pPr>
+        <w:pStyle w:val="BodyText"/>
+      </w:pPr>
+      <w:r>
+        <w:t xml:space="preserve">케빈: 괜찮아요. 현실적인 예측이 있어야 생산 능력도, 가격도 계획할 수 있어요. 100만 개를 약속하고 2,000개를 주문하시면, 저는 라인을 괜히 비워 둔 셈이 되거든요.</w:t>
+      </w:r>
+    </w:p>
+    <w:p>
+      <w:pPr>
+        <w:pStyle w:val="BodyText"/>
+      </w:pPr>
+      <w:r>
+        <w:t xml:space="preserve">마커스: 보수적인 예측을 보낼게요. 시나리오 세 개. 낮음, 기본, 높음.</w:t>
+      </w:r>
+    </w:p>
+    <w:p>
+      <w:pPr>
+        <w:pStyle w:val="BodyText"/>
+      </w:pPr>
+      <w:r>
+        <w:t xml:space="preserve">케빈: 완벽해요. 진지한 회사들은 그렇게 해요.</w:t>
+      </w:r>
+    </w:p>
+    <w:bookmarkEnd w:id="34"/>
+    <w:bookmarkStart w:id="35" w:name="절정전환-회의실-협상-1"/>
+    <w:p>
+      <w:pPr>
+        <w:pStyle w:val="Heading3"/>
+      </w:pPr>
+      <w:r>
+        <w:t xml:space="preserve">절정·전환 — 회의실 협상</w:t>
+      </w:r>
+    </w:p>
+    <w:p>
+      <w:pPr>
+        <w:pStyle w:val="FirstParagraph"/>
+      </w:pPr>
+      <w:r>
+        <w:t xml:space="preserve">케빈: 자. 여기 정식 견적서예요. 기술 이전 31만 달러.</w:t>
+      </w:r>
+    </w:p>
+    <w:p>
+      <w:pPr>
+        <w:pStyle w:val="BodyText"/>
+      </w:pPr>
+      <w:r>
+        <w:t xml:space="preserve">노아: 31만. 올랐네요.</w:t>
+      </w:r>
+    </w:p>
+    <w:p>
+      <w:pPr>
+        <w:pStyle w:val="BodyText"/>
+      </w:pPr>
+      <w:r>
+        <w:t xml:space="preserve">케빈: 산드라가 시험 배치를 세 번이 아니라 다섯 번 원해서요. 배치가 늘면 비용도 늘죠.</w:t>
+      </w:r>
+    </w:p>
+    <w:p>
+      <w:pPr>
+        <w:pStyle w:val="BodyText"/>
+      </w:pPr>
+      <w:r>
+        <w:t xml:space="preserve">산드라: 품질은 절대 공짜가 아니에요. 하지만 리콜보다는 싸죠. 시험 배치 두 번 더 하면 지금 돈이 들어요. 하지만 임상시험에서 배치 하나가 실패하면 임상 전체를 잃어요.</w:t>
+      </w:r>
+    </w:p>
+    <w:p>
+      <w:pPr>
+        <w:pStyle w:val="BodyText"/>
+      </w:pPr>
+      <w:r>
+        <w:t xml:space="preserve">마커스: 산드라 말에 동의해요. 하지만 가격이 저희 목표보다 높아요.</w:t>
+      </w:r>
+    </w:p>
+    <w:p>
+      <w:pPr>
+        <w:pStyle w:val="BodyText"/>
+      </w:pPr>
+      <w:r>
+        <w:t xml:space="preserve">케빈: 목표가 얼마예요?</w:t>
+      </w:r>
+    </w:p>
+    <w:p>
+      <w:pPr>
+        <w:pStyle w:val="BodyText"/>
+      </w:pPr>
+      <w:r>
+        <w:t xml:space="preserve">마커스: 기술 이전 25만. 그리고 첫 주문은 더 작게.</w:t>
+      </w:r>
+    </w:p>
+    <w:p>
+      <w:pPr>
+        <w:pStyle w:val="BodyText"/>
+      </w:pPr>
+      <w:r>
+        <w:t xml:space="preserve">케빈: 얼마나 작게요?</w:t>
+      </w:r>
+    </w:p>
+    <w:p>
+      <w:pPr>
+        <w:pStyle w:val="BodyText"/>
+      </w:pPr>
+      <w:r>
+        <w:t xml:space="preserve">마커스: 주사기 2,000개. 첫 두 배치만.</w:t>
+      </w:r>
+    </w:p>
+    <w:p>
+      <w:pPr>
+        <w:pStyle w:val="BodyText"/>
+      </w:pPr>
+      <w:r>
+        <w:t xml:space="preserve">케빈: 그건 어려워요. 라인 세팅 비용은 똑같거든요.</w:t>
+      </w:r>
+    </w:p>
+    <w:p>
+      <w:pPr>
+        <w:pStyle w:val="BodyText"/>
+      </w:pPr>
+      <w:r>
+        <w:t xml:space="preserve">노아: 요점은 이거예요. 장기적으로 약속하면 어때요? 임상이 성공하면 전부 여기서 생산하는 거죠. 그러니까 오늘의 작은 주문이 나중엔 훨씬 큰 고객이 되는 거예요.</w:t>
+      </w:r>
+    </w:p>
+    <w:p>
+      <w:pPr>
+        <w:pStyle w:val="BodyText"/>
+      </w:pPr>
+      <w:r>
+        <w:t xml:space="preserve">케빈: 상업 생산을 독점으로요?</w:t>
+      </w:r>
+    </w:p>
+    <w:p>
+      <w:pPr>
+        <w:pStyle w:val="BodyText"/>
+      </w:pPr>
+      <w:r>
+        <w:t xml:space="preserve">마커스: 독점은 아니고, 우선 공급사로요. 결국엔 백업 공급사도 필요할 테니까요.</w:t>
+      </w:r>
+    </w:p>
+    <w:p>
+      <w:pPr>
+        <w:pStyle w:val="BodyText"/>
+      </w:pPr>
+      <w:r>
+        <w:t xml:space="preserve">케빈: 둘은 하나, 하나는 없는 것?</w:t>
+      </w:r>
+    </w:p>
+    <w:p>
+      <w:pPr>
+        <w:pStyle w:val="BodyText"/>
+      </w:pPr>
+      <w:r>
+        <w:t xml:space="preserve">마커스: 그 규칙을 알아요?</w:t>
+      </w:r>
+    </w:p>
+    <w:p>
+      <w:pPr>
+        <w:pStyle w:val="BodyText"/>
+      </w:pPr>
+      <w:r>
+        <w:t xml:space="preserve">케빈: 아버지가 해군이셨어요. 같은 규칙, 다른 군복이죠.</w:t>
+      </w:r>
+    </w:p>
+    <w:p>
+      <w:pPr>
+        <w:pStyle w:val="BodyText"/>
+      </w:pPr>
+      <w:r>
+        <w:t xml:space="preserve">노아: 그래서, 우선 공급사. 도움이 될까요?</w:t>
+      </w:r>
+    </w:p>
+    <w:p>
+      <w:pPr>
+        <w:pStyle w:val="BodyText"/>
+      </w:pPr>
+      <w:r>
+        <w:t xml:space="preserve">케빈: 도움이 돼요. 중간에서 만나죠. 기술 이전 27만.</w:t>
+      </w:r>
+    </w:p>
+    <w:p>
+      <w:pPr>
+        <w:pStyle w:val="BodyText"/>
+      </w:pPr>
+      <w:r>
+        <w:t xml:space="preserve">마커스: 그리고 첫 두 배치는 2,000개로?</w:t>
+      </w:r>
+    </w:p>
+    <w:p>
+      <w:pPr>
+        <w:pStyle w:val="BodyText"/>
+      </w:pPr>
+      <w:r>
+        <w:t xml:space="preserve">케빈: 2,000개. 주사기당 48달러로.</w:t>
+      </w:r>
+    </w:p>
+    <w:p>
+      <w:pPr>
+        <w:pStyle w:val="BodyText"/>
+      </w:pPr>
+      <w:r>
+        <w:t xml:space="preserve">노아: 기술 이전 비용을 세 번에 나눠 내도 될까요? 마일스톤에 맞춰서요?</w:t>
+      </w:r>
+    </w:p>
+    <w:p>
+      <w:pPr>
+        <w:pStyle w:val="BodyText"/>
+      </w:pPr>
+      <w:r>
+        <w:t xml:space="preserve">케빈: 시작, 중간, 그리고 성공적인 배치 완료 시. 네. 합리적이에요.</w:t>
+      </w:r>
+    </w:p>
+    <w:p>
+      <w:pPr>
+        <w:pStyle w:val="BodyText"/>
+      </w:pPr>
+      <w:r>
+        <w:t xml:space="preserve">프리야: 그럼 우리 현금이 보호되고, 모두에게 동기도 되겠네요.</w:t>
+      </w:r>
+    </w:p>
+    <w:p>
+      <w:pPr>
+        <w:pStyle w:val="BodyText"/>
+      </w:pPr>
+      <w:r>
+        <w:t xml:space="preserve">케빈: 조건 하나. 시드 라운드 후에 서명하세요. 여러분이 마음에 들지만, 신생 회사가 기술 이전 도중에 돈이 떨어지는 걸 봐 왔어요. 그러면 아무도 이기지 못하죠. 살아남을 거라는 걸 알아야 해요.</w:t>
+      </w:r>
+    </w:p>
+    <w:p>
+      <w:pPr>
+        <w:pStyle w:val="BodyText"/>
+      </w:pPr>
+      <w:r>
+        <w:t xml:space="preserve">노아: 합당해요. 저희도 실제로 낼 수 있을 때 서명하는 게 나아요.</w:t>
+      </w:r>
+    </w:p>
+    <w:bookmarkEnd w:id="35"/>
+    <w:bookmarkStart w:id="36" w:name="마무리-공장-주차장-1"/>
+    <w:p>
+      <w:pPr>
+        <w:pStyle w:val="Heading3"/>
+      </w:pPr>
+      <w:r>
+        <w:t xml:space="preserve">마무리 — 공장 주차장</w:t>
+      </w:r>
+    </w:p>
+    <w:p>
+      <w:pPr>
+        <w:pStyle w:val="FirstParagraph"/>
+      </w:pPr>
+      <w:r>
+        <w:t xml:space="preserve">케빈: 좋은 미팅이었어요. 월요일까지 전부 서면으로 보낼게요.</w:t>
+      </w:r>
+    </w:p>
+    <w:p>
+      <w:pPr>
+        <w:pStyle w:val="BodyText"/>
+      </w:pPr>
+      <w:r>
+        <w:t xml:space="preserve">마커스: 고마워요, 케빈. 그리고 산드라한테 어려운 질문 고맙다고 전해 줘요.</w:t>
+      </w:r>
+    </w:p>
+    <w:p>
+      <w:pPr>
+        <w:pStyle w:val="BodyText"/>
+      </w:pPr>
+      <w:r>
+        <w:t xml:space="preserve">케빈: 그럴게요. 하나 말씀드려도 될까요? 비공식적으로?</w:t>
+      </w:r>
+    </w:p>
+    <w:p>
+      <w:pPr>
+        <w:pStyle w:val="BodyText"/>
+      </w:pPr>
+      <w:r>
+        <w:t xml:space="preserve">노아: 물론이죠.</w:t>
+      </w:r>
+    </w:p>
+    <w:p>
+      <w:pPr>
+        <w:pStyle w:val="BodyText"/>
+      </w:pPr>
+      <w:r>
+        <w:t xml:space="preserve">케빈: 지난달에 다른 필러 스타트업이 전화했어요. 아주 비슷한 질문을 하면서요.</w:t>
+      </w:r>
+    </w:p>
+    <w:p>
+      <w:pPr>
+        <w:pStyle w:val="BodyText"/>
+      </w:pPr>
+      <w:r>
+        <w:t xml:space="preserve">프리야: 어떻게 비슷한데요?</w:t>
+      </w:r>
+    </w:p>
+    <w:p>
+      <w:pPr>
+        <w:pStyle w:val="BodyText"/>
+      </w:pPr>
+      <w:r>
+        <w:t xml:space="preserve">케빈: 빠른 용해. 효소 감응성. 제가 말할 수 있는 건 그게 다예요.</w:t>
+      </w:r>
+    </w:p>
+    <w:p>
+      <w:pPr>
+        <w:pStyle w:val="BodyText"/>
+      </w:pPr>
+      <w:r>
+        <w:t xml:space="preserve">노아: 누구였어요?</w:t>
+      </w:r>
+    </w:p>
+    <w:p>
+      <w:pPr>
+        <w:pStyle w:val="BodyText"/>
+      </w:pPr>
+      <w:r>
+        <w:t xml:space="preserve">케빈: 말씀드릴 수 없어요. 기밀이에요. 여러분께도 똑같이 지킬 거고요.</w:t>
+      </w:r>
+    </w:p>
+    <w:p>
+      <w:pPr>
+        <w:pStyle w:val="BodyText"/>
+      </w:pPr>
+      <w:r>
+        <w:t xml:space="preserve">마커스: 이해해요. 존중합니다.</w:t>
+      </w:r>
+    </w:p>
+    <w:p>
+      <w:pPr>
+        <w:pStyle w:val="BodyText"/>
+      </w:pPr>
+      <w:r>
+        <w:t xml:space="preserve">케빈: 그쪽엔 내년까지 꽉 찼다고 했어요. 여러분을 위해선 자리를 만드는 거고요. 저희 슬롯은 한정돼 있어서 파트너를 신중하게 골라요. 전화하는 회사가 다 자리를 얻는 건 아니에요.</w:t>
+      </w:r>
+    </w:p>
+    <w:p>
+      <w:pPr>
+        <w:pStyle w:val="BodyText"/>
+      </w:pPr>
+      <w:r>
+        <w:t xml:space="preserve">노아: 왜 저희예요?</w:t>
+      </w:r>
+    </w:p>
+    <w:p>
+      <w:pPr>
+        <w:pStyle w:val="BodyText"/>
+      </w:pPr>
+      <w:r>
+        <w:t xml:space="preserve">케빈: RFQ가 솔직했어요. 그리고 그쪽은</w:t>
+      </w:r>
+      <w:r>
+        <w:t xml:space="preserve"> </w:t>
+      </w:r>
+      <w:r>
+        <w:t xml:space="preserve">“</w:t>
+      </w:r>
+      <w:r>
+        <w:t xml:space="preserve">쉽게 100만 개</w:t>
+      </w:r>
+      <w:r>
+        <w:t xml:space="preserve">”</w:t>
+      </w:r>
+      <w:r>
+        <w:t xml:space="preserve">를 세 번이나 말했거든요.</w:t>
+      </w:r>
+    </w:p>
+    <w:p>
+      <w:pPr>
+        <w:pStyle w:val="BodyText"/>
+      </w:pPr>
+      <w:r>
+        <w:t xml:space="preserve">프리야: 효소 감응성. 노아, 아이디어는 공개돼 있어. 내 논문은 출판됐고, 누군가 4장을 아주 꼼꼼히 읽고 있어. 벌써 생산업체에 전화하고 있다면, 우리 바로 뒤에 있는 거야.</w:t>
+      </w:r>
+    </w:p>
+    <w:p>
+      <w:pPr>
+        <w:pStyle w:val="BodyText"/>
+      </w:pPr>
+      <w:r>
+        <w:t xml:space="preserve">노아: 그럼 그게 누구든 우리가 더 빨리 움직여야겠네.</w:t>
+      </w:r>
+    </w:p>
+    <w:bookmarkEnd w:id="36"/>
+    <w:bookmarkEnd w:id="37"/>
+    <w:bookmarkEnd w:id="38"/>
     <w:sectPr/>
   </w:body>
 </w:document>
@@ -3523,583 +3470,8 @@
       </w:pPr>
     </w:lvl>
   </w:abstractNum>
-  <w:abstractNum w:abstractNumId="99411">
-    <w:nsid w:val="A99411"/>
-    <w:multiLevelType w:val="multilevel"/>
-    <w:lvl w:ilvl="0">
-      <w:start w:val="1"/>
-      <w:numFmt w:val="decimal"/>
-      <w:lvlText w:val="%1."/>
-      <w:lvlJc w:val="left"/>
-      <w:pPr>
-        <w:ind w:left="720" w:hanging="480"/>
-      </w:pPr>
-    </w:lvl>
-    <w:lvl w:ilvl="1">
-      <w:start w:val="1"/>
-      <w:numFmt w:val="decimal"/>
-      <w:lvlText w:val="%2."/>
-      <w:lvlJc w:val="left"/>
-      <w:pPr>
-        <w:ind w:left="1440" w:hanging="480"/>
-      </w:pPr>
-    </w:lvl>
-    <w:lvl w:ilvl="2">
-      <w:start w:val="1"/>
-      <w:numFmt w:val="decimal"/>
-      <w:lvlText w:val="%3."/>
-      <w:lvlJc w:val="left"/>
-      <w:pPr>
-        <w:ind w:left="2160" w:hanging="480"/>
-      </w:pPr>
-    </w:lvl>
-    <w:lvl w:ilvl="3">
-      <w:start w:val="1"/>
-      <w:numFmt w:val="decimal"/>
-      <w:lvlText w:val="%4."/>
-      <w:lvlJc w:val="left"/>
-      <w:pPr>
-        <w:ind w:left="2880" w:hanging="480"/>
-      </w:pPr>
-    </w:lvl>
-    <w:lvl w:ilvl="4">
-      <w:start w:val="1"/>
-      <w:numFmt w:val="decimal"/>
-      <w:lvlText w:val="%5."/>
-      <w:lvlJc w:val="left"/>
-      <w:pPr>
-        <w:ind w:left="3600" w:hanging="480"/>
-      </w:pPr>
-    </w:lvl>
-    <w:lvl w:ilvl="5">
-      <w:start w:val="1"/>
-      <w:numFmt w:val="decimal"/>
-      <w:lvlText w:val="%6."/>
-      <w:lvlJc w:val="left"/>
-      <w:pPr>
-        <w:ind w:left="4320" w:hanging="480"/>
-      </w:pPr>
-    </w:lvl>
-    <w:lvl w:ilvl="6">
-      <w:start w:val="1"/>
-      <w:numFmt w:val="decimal"/>
-      <w:lvlText w:val="%7."/>
-      <w:lvlJc w:val="left"/>
-      <w:pPr>
-        <w:ind w:left="5040" w:hanging="480"/>
-      </w:pPr>
-    </w:lvl>
-    <w:lvl w:ilvl="7">
-      <w:start w:val="1"/>
-      <w:numFmt w:val="decimal"/>
-      <w:lvlText w:val="%8."/>
-      <w:lvlJc w:val="left"/>
-      <w:pPr>
-        <w:ind w:left="5760" w:hanging="480"/>
-      </w:pPr>
-    </w:lvl>
-    <w:lvl w:ilvl="8">
-      <w:start w:val="1"/>
-      <w:numFmt w:val="decimal"/>
-      <w:lvlText w:val="%9."/>
-      <w:lvlJc w:val="left"/>
-      <w:pPr>
-        <w:ind w:left="6480" w:hanging="480"/>
-      </w:pPr>
-    </w:lvl>
-  </w:abstractNum>
-  <w:abstractNum w:abstractNumId="994116">
-    <w:nsid w:val="A994116"/>
-    <w:multiLevelType w:val="multilevel"/>
-    <w:lvl w:ilvl="0">
-      <w:start w:val="16"/>
-      <w:numFmt w:val="decimal"/>
-      <w:lvlText w:val="%1."/>
-      <w:lvlJc w:val="left"/>
-      <w:pPr>
-        <w:ind w:left="720" w:hanging="480"/>
-      </w:pPr>
-    </w:lvl>
-    <w:lvl w:ilvl="1">
-      <w:start w:val="16"/>
-      <w:numFmt w:val="decimal"/>
-      <w:lvlText w:val="%2."/>
-      <w:lvlJc w:val="left"/>
-      <w:pPr>
-        <w:ind w:left="1440" w:hanging="480"/>
-      </w:pPr>
-    </w:lvl>
-    <w:lvl w:ilvl="2">
-      <w:start w:val="16"/>
-      <w:numFmt w:val="decimal"/>
-      <w:lvlText w:val="%3."/>
-      <w:lvlJc w:val="left"/>
-      <w:pPr>
-        <w:ind w:left="2160" w:hanging="480"/>
-      </w:pPr>
-    </w:lvl>
-    <w:lvl w:ilvl="3">
-      <w:start w:val="16"/>
-      <w:numFmt w:val="decimal"/>
-      <w:lvlText w:val="%4."/>
-      <w:lvlJc w:val="left"/>
-      <w:pPr>
-        <w:ind w:left="2880" w:hanging="480"/>
-      </w:pPr>
-    </w:lvl>
-    <w:lvl w:ilvl="4">
-      <w:start w:val="16"/>
-      <w:numFmt w:val="decimal"/>
-      <w:lvlText w:val="%5."/>
-      <w:lvlJc w:val="left"/>
-      <w:pPr>
-        <w:ind w:left="3600" w:hanging="480"/>
-      </w:pPr>
-    </w:lvl>
-    <w:lvl w:ilvl="5">
-      <w:start w:val="16"/>
-      <w:numFmt w:val="decimal"/>
-      <w:lvlText w:val="%6."/>
-      <w:lvlJc w:val="left"/>
-      <w:pPr>
-        <w:ind w:left="4320" w:hanging="480"/>
-      </w:pPr>
-    </w:lvl>
-    <w:lvl w:ilvl="6">
-      <w:start w:val="16"/>
-      <w:numFmt w:val="decimal"/>
-      <w:lvlText w:val="%7."/>
-      <w:lvlJc w:val="left"/>
-      <w:pPr>
-        <w:ind w:left="5040" w:hanging="480"/>
-      </w:pPr>
-    </w:lvl>
-    <w:lvl w:ilvl="7">
-      <w:start w:val="16"/>
-      <w:numFmt w:val="decimal"/>
-      <w:lvlText w:val="%8."/>
-      <w:lvlJc w:val="left"/>
-      <w:pPr>
-        <w:ind w:left="5760" w:hanging="480"/>
-      </w:pPr>
-    </w:lvl>
-    <w:lvl w:ilvl="8">
-      <w:start w:val="16"/>
-      <w:numFmt w:val="decimal"/>
-      <w:lvlText w:val="%9."/>
-      <w:lvlJc w:val="left"/>
-      <w:pPr>
-        <w:ind w:left="6480" w:hanging="480"/>
-      </w:pPr>
-    </w:lvl>
-  </w:abstractNum>
-  <w:abstractNum w:abstractNumId="994151">
-    <w:nsid w:val="A994151"/>
-    <w:multiLevelType w:val="multilevel"/>
-    <w:lvl w:ilvl="0">
-      <w:start w:val="51"/>
-      <w:numFmt w:val="decimal"/>
-      <w:lvlText w:val="%1."/>
-      <w:lvlJc w:val="left"/>
-      <w:pPr>
-        <w:ind w:left="720" w:hanging="480"/>
-      </w:pPr>
-    </w:lvl>
-    <w:lvl w:ilvl="1">
-      <w:start w:val="51"/>
-      <w:numFmt w:val="decimal"/>
-      <w:lvlText w:val="%2."/>
-      <w:lvlJc w:val="left"/>
-      <w:pPr>
-        <w:ind w:left="1440" w:hanging="480"/>
-      </w:pPr>
-    </w:lvl>
-    <w:lvl w:ilvl="2">
-      <w:start w:val="51"/>
-      <w:numFmt w:val="decimal"/>
-      <w:lvlText w:val="%3."/>
-      <w:lvlJc w:val="left"/>
-      <w:pPr>
-        <w:ind w:left="2160" w:hanging="480"/>
-      </w:pPr>
-    </w:lvl>
-    <w:lvl w:ilvl="3">
-      <w:start w:val="51"/>
-      <w:numFmt w:val="decimal"/>
-      <w:lvlText w:val="%4."/>
-      <w:lvlJc w:val="left"/>
-      <w:pPr>
-        <w:ind w:left="2880" w:hanging="480"/>
-      </w:pPr>
-    </w:lvl>
-    <w:lvl w:ilvl="4">
-      <w:start w:val="51"/>
-      <w:numFmt w:val="decimal"/>
-      <w:lvlText w:val="%5."/>
-      <w:lvlJc w:val="left"/>
-      <w:pPr>
-        <w:ind w:left="3600" w:hanging="480"/>
-      </w:pPr>
-    </w:lvl>
-    <w:lvl w:ilvl="5">
-      <w:start w:val="51"/>
-      <w:numFmt w:val="decimal"/>
-      <w:lvlText w:val="%6."/>
-      <w:lvlJc w:val="left"/>
-      <w:pPr>
-        <w:ind w:left="4320" w:hanging="480"/>
-      </w:pPr>
-    </w:lvl>
-    <w:lvl w:ilvl="6">
-      <w:start w:val="51"/>
-      <w:numFmt w:val="decimal"/>
-      <w:lvlText w:val="%7."/>
-      <w:lvlJc w:val="left"/>
-      <w:pPr>
-        <w:ind w:left="5040" w:hanging="480"/>
-      </w:pPr>
-    </w:lvl>
-    <w:lvl w:ilvl="7">
-      <w:start w:val="51"/>
-      <w:numFmt w:val="decimal"/>
-      <w:lvlText w:val="%8."/>
-      <w:lvlJc w:val="left"/>
-      <w:pPr>
-        <w:ind w:left="5760" w:hanging="480"/>
-      </w:pPr>
-    </w:lvl>
-    <w:lvl w:ilvl="8">
-      <w:start w:val="51"/>
-      <w:numFmt w:val="decimal"/>
-      <w:lvlText w:val="%9."/>
-      <w:lvlJc w:val="left"/>
-      <w:pPr>
-        <w:ind w:left="6480" w:hanging="480"/>
-      </w:pPr>
-    </w:lvl>
-  </w:abstractNum>
-  <w:abstractNum w:abstractNumId="994181">
-    <w:nsid w:val="A994181"/>
-    <w:multiLevelType w:val="multilevel"/>
-    <w:lvl w:ilvl="0">
-      <w:start w:val="81"/>
-      <w:numFmt w:val="decimal"/>
-      <w:lvlText w:val="%1."/>
-      <w:lvlJc w:val="left"/>
-      <w:pPr>
-        <w:ind w:left="720" w:hanging="480"/>
-      </w:pPr>
-    </w:lvl>
-    <w:lvl w:ilvl="1">
-      <w:start w:val="81"/>
-      <w:numFmt w:val="decimal"/>
-      <w:lvlText w:val="%2."/>
-      <w:lvlJc w:val="left"/>
-      <w:pPr>
-        <w:ind w:left="1440" w:hanging="480"/>
-      </w:pPr>
-    </w:lvl>
-    <w:lvl w:ilvl="2">
-      <w:start w:val="81"/>
-      <w:numFmt w:val="decimal"/>
-      <w:lvlText w:val="%3."/>
-      <w:lvlJc w:val="left"/>
-      <w:pPr>
-        <w:ind w:left="2160" w:hanging="480"/>
-      </w:pPr>
-    </w:lvl>
-    <w:lvl w:ilvl="3">
-      <w:start w:val="81"/>
-      <w:numFmt w:val="decimal"/>
-      <w:lvlText w:val="%4."/>
-      <w:lvlJc w:val="left"/>
-      <w:pPr>
-        <w:ind w:left="2880" w:hanging="480"/>
-      </w:pPr>
-    </w:lvl>
-    <w:lvl w:ilvl="4">
-      <w:start w:val="81"/>
-      <w:numFmt w:val="decimal"/>
-      <w:lvlText w:val="%5."/>
-      <w:lvlJc w:val="left"/>
-      <w:pPr>
-        <w:ind w:left="3600" w:hanging="480"/>
-      </w:pPr>
-    </w:lvl>
-    <w:lvl w:ilvl="5">
-      <w:start w:val="81"/>
-      <w:numFmt w:val="decimal"/>
-      <w:lvlText w:val="%6."/>
-      <w:lvlJc w:val="left"/>
-      <w:pPr>
-        <w:ind w:left="4320" w:hanging="480"/>
-      </w:pPr>
-    </w:lvl>
-    <w:lvl w:ilvl="6">
-      <w:start w:val="81"/>
-      <w:numFmt w:val="decimal"/>
-      <w:lvlText w:val="%7."/>
-      <w:lvlJc w:val="left"/>
-      <w:pPr>
-        <w:ind w:left="5040" w:hanging="480"/>
-      </w:pPr>
-    </w:lvl>
-    <w:lvl w:ilvl="7">
-      <w:start w:val="81"/>
-      <w:numFmt w:val="decimal"/>
-      <w:lvlText w:val="%8."/>
-      <w:lvlJc w:val="left"/>
-      <w:pPr>
-        <w:ind w:left="5760" w:hanging="480"/>
-      </w:pPr>
-    </w:lvl>
-    <w:lvl w:ilvl="8">
-      <w:start w:val="81"/>
-      <w:numFmt w:val="decimal"/>
-      <w:lvlText w:val="%9."/>
-      <w:lvlJc w:val="left"/>
-      <w:pPr>
-        <w:ind w:left="6480" w:hanging="480"/>
-      </w:pPr>
-    </w:lvl>
-  </w:abstractNum>
-  <w:abstractNum w:abstractNumId="9941106">
-    <w:nsid w:val="A9941106"/>
-    <w:multiLevelType w:val="multilevel"/>
-    <w:lvl w:ilvl="0">
-      <w:start w:val="106"/>
-      <w:numFmt w:val="decimal"/>
-      <w:lvlText w:val="%1."/>
-      <w:lvlJc w:val="left"/>
-      <w:pPr>
-        <w:ind w:left="720" w:hanging="480"/>
-      </w:pPr>
-    </w:lvl>
-    <w:lvl w:ilvl="1">
-      <w:start w:val="106"/>
-      <w:numFmt w:val="decimal"/>
-      <w:lvlText w:val="%2."/>
-      <w:lvlJc w:val="left"/>
-      <w:pPr>
-        <w:ind w:left="1440" w:hanging="480"/>
-      </w:pPr>
-    </w:lvl>
-    <w:lvl w:ilvl="2">
-      <w:start w:val="106"/>
-      <w:numFmt w:val="decimal"/>
-      <w:lvlText w:val="%3."/>
-      <w:lvlJc w:val="left"/>
-      <w:pPr>
-        <w:ind w:left="2160" w:hanging="480"/>
-      </w:pPr>
-    </w:lvl>
-    <w:lvl w:ilvl="3">
-      <w:start w:val="106"/>
-      <w:numFmt w:val="decimal"/>
-      <w:lvlText w:val="%4."/>
-      <w:lvlJc w:val="left"/>
-      <w:pPr>
-        <w:ind w:left="2880" w:hanging="480"/>
-      </w:pPr>
-    </w:lvl>
-    <w:lvl w:ilvl="4">
-      <w:start w:val="106"/>
-      <w:numFmt w:val="decimal"/>
-      <w:lvlText w:val="%5."/>
-      <w:lvlJc w:val="left"/>
-      <w:pPr>
-        <w:ind w:left="3600" w:hanging="480"/>
-      </w:pPr>
-    </w:lvl>
-    <w:lvl w:ilvl="5">
-      <w:start w:val="106"/>
-      <w:numFmt w:val="decimal"/>
-      <w:lvlText w:val="%6."/>
-      <w:lvlJc w:val="left"/>
-      <w:pPr>
-        <w:ind w:left="4320" w:hanging="480"/>
-      </w:pPr>
-    </w:lvl>
-    <w:lvl w:ilvl="6">
-      <w:start w:val="106"/>
-      <w:numFmt w:val="decimal"/>
-      <w:lvlText w:val="%7."/>
-      <w:lvlJc w:val="left"/>
-      <w:pPr>
-        <w:ind w:left="5040" w:hanging="480"/>
-      </w:pPr>
-    </w:lvl>
-    <w:lvl w:ilvl="7">
-      <w:start w:val="106"/>
-      <w:numFmt w:val="decimal"/>
-      <w:lvlText w:val="%8."/>
-      <w:lvlJc w:val="left"/>
-      <w:pPr>
-        <w:ind w:left="5760" w:hanging="480"/>
-      </w:pPr>
-    </w:lvl>
-    <w:lvl w:ilvl="8">
-      <w:start w:val="106"/>
-      <w:numFmt w:val="decimal"/>
-      <w:lvlText w:val="%9."/>
-      <w:lvlJc w:val="left"/>
-      <w:pPr>
-        <w:ind w:left="6480" w:hanging="480"/>
-      </w:pPr>
-    </w:lvl>
-  </w:abstractNum>
   <w:num w:numId="1000">
     <w:abstractNumId w:val="990"/>
-  </w:num>
-  <w:num w:numId="1001">
-    <w:abstractNumId w:val="99411"/>
-    <w:lvlOverride w:ilvl="0">
-      <w:startOverride w:val="1"/>
-    </w:lvlOverride>
-    <w:lvlOverride w:ilvl="1">
-      <w:startOverride w:val="1"/>
-    </w:lvlOverride>
-    <w:lvlOverride w:ilvl="2">
-      <w:startOverride w:val="1"/>
-    </w:lvlOverride>
-    <w:lvlOverride w:ilvl="3">
-      <w:startOverride w:val="1"/>
-    </w:lvlOverride>
-    <w:lvlOverride w:ilvl="4">
-      <w:startOverride w:val="1"/>
-    </w:lvlOverride>
-    <w:lvlOverride w:ilvl="5">
-      <w:startOverride w:val="1"/>
-    </w:lvlOverride>
-    <w:lvlOverride w:ilvl="6">
-      <w:startOverride w:val="1"/>
-    </w:lvlOverride>
-    <w:lvlOverride w:ilvl="7">
-      <w:startOverride w:val="1"/>
-    </w:lvlOverride>
-    <w:lvlOverride w:ilvl="8">
-      <w:startOverride w:val="1"/>
-    </w:lvlOverride>
-  </w:num>
-  <w:num w:numId="1002">
-    <w:abstractNumId w:val="994116"/>
-    <w:lvlOverride w:ilvl="0">
-      <w:startOverride w:val="16"/>
-    </w:lvlOverride>
-    <w:lvlOverride w:ilvl="1">
-      <w:startOverride w:val="16"/>
-    </w:lvlOverride>
-    <w:lvlOverride w:ilvl="2">
-      <w:startOverride w:val="16"/>
-    </w:lvlOverride>
-    <w:lvlOverride w:ilvl="3">
-      <w:startOverride w:val="16"/>
-    </w:lvlOverride>
-    <w:lvlOverride w:ilvl="4">
-      <w:startOverride w:val="16"/>
-    </w:lvlOverride>
-    <w:lvlOverride w:ilvl="5">
-      <w:startOverride w:val="16"/>
-    </w:lvlOverride>
-    <w:lvlOverride w:ilvl="6">
-      <w:startOverride w:val="16"/>
-    </w:lvlOverride>
-    <w:lvlOverride w:ilvl="7">
-      <w:startOverride w:val="16"/>
-    </w:lvlOverride>
-    <w:lvlOverride w:ilvl="8">
-      <w:startOverride w:val="16"/>
-    </w:lvlOverride>
-  </w:num>
-  <w:num w:numId="1003">
-    <w:abstractNumId w:val="994151"/>
-    <w:lvlOverride w:ilvl="0">
-      <w:startOverride w:val="51"/>
-    </w:lvlOverride>
-    <w:lvlOverride w:ilvl="1">
-      <w:startOverride w:val="51"/>
-    </w:lvlOverride>
-    <w:lvlOverride w:ilvl="2">
-      <w:startOverride w:val="51"/>
-    </w:lvlOverride>
-    <w:lvlOverride w:ilvl="3">
-      <w:startOverride w:val="51"/>
-    </w:lvlOverride>
-    <w:lvlOverride w:ilvl="4">
-      <w:startOverride w:val="51"/>
-    </w:lvlOverride>
-    <w:lvlOverride w:ilvl="5">
-      <w:startOverride w:val="51"/>
-    </w:lvlOverride>
-    <w:lvlOverride w:ilvl="6">
-      <w:startOverride w:val="51"/>
-    </w:lvlOverride>
-    <w:lvlOverride w:ilvl="7">
-      <w:startOverride w:val="51"/>
-    </w:lvlOverride>
-    <w:lvlOverride w:ilvl="8">
-      <w:startOverride w:val="51"/>
-    </w:lvlOverride>
-  </w:num>
-  <w:num w:numId="1004">
-    <w:abstractNumId w:val="994181"/>
-    <w:lvlOverride w:ilvl="0">
-      <w:startOverride w:val="81"/>
-    </w:lvlOverride>
-    <w:lvlOverride w:ilvl="1">
-      <w:startOverride w:val="81"/>
-    </w:lvlOverride>
-    <w:lvlOverride w:ilvl="2">
-      <w:startOverride w:val="81"/>
-    </w:lvlOverride>
-    <w:lvlOverride w:ilvl="3">
-      <w:startOverride w:val="81"/>
-    </w:lvlOverride>
-    <w:lvlOverride w:ilvl="4">
-      <w:startOverride w:val="81"/>
-    </w:lvlOverride>
-    <w:lvlOverride w:ilvl="5">
-      <w:startOverride w:val="81"/>
-    </w:lvlOverride>
-    <w:lvlOverride w:ilvl="6">
-      <w:startOverride w:val="81"/>
-    </w:lvlOverride>
-    <w:lvlOverride w:ilvl="7">
-      <w:startOverride w:val="81"/>
-    </w:lvlOverride>
-    <w:lvlOverride w:ilvl="8">
-      <w:startOverride w:val="81"/>
-    </w:lvlOverride>
-  </w:num>
-  <w:num w:numId="1005">
-    <w:abstractNumId w:val="9941106"/>
-    <w:lvlOverride w:ilvl="0">
-      <w:startOverride w:val="106"/>
-    </w:lvlOverride>
-    <w:lvlOverride w:ilvl="1">
-      <w:startOverride w:val="106"/>
-    </w:lvlOverride>
-    <w:lvlOverride w:ilvl="2">
-      <w:startOverride w:val="106"/>
-    </w:lvlOverride>
-    <w:lvlOverride w:ilvl="3">
-      <w:startOverride w:val="106"/>
-    </w:lvlOverride>
-    <w:lvlOverride w:ilvl="4">
-      <w:startOverride w:val="106"/>
-    </w:lvlOverride>
-    <w:lvlOverride w:ilvl="5">
-      <w:startOverride w:val="106"/>
-    </w:lvlOverride>
-    <w:lvlOverride w:ilvl="6">
-      <w:startOverride w:val="106"/>
-    </w:lvlOverride>
-    <w:lvlOverride w:ilvl="7">
-      <w:startOverride w:val="106"/>
-    </w:lvlOverride>
-    <w:lvlOverride w:ilvl="8">
-      <w:startOverride w:val="106"/>
-    </w:lvlOverride>
   </w:num>
 </w:numbering>
 </file>
